--- a/hr-ai-interviewer/backend/src/templates/increment-letter.docx
+++ b/hr-ai-interviewer/backend/src/templates/increment-letter.docx
@@ -1794,7 +1794,7 @@
                 <w:sz w:val="18"/>
                 <w:szCs w:val="18"/>
               </w:rPr>
-              <w:t>–</w:t>
+              <w:t>[Existing Conveyance]</w:t>
             </w:r>
           </w:p>
         </w:tc>
@@ -1948,7 +1948,7 @@
                 <w:sz w:val="18"/>
                 <w:szCs w:val="18"/>
               </w:rPr>
-              <w:t>–</w:t>
+              <w:t>[New Special Allowances]</w:t>
             </w:r>
           </w:p>
         </w:tc>
@@ -1978,7 +1978,7 @@
                 <w:sz w:val="18"/>
                 <w:szCs w:val="18"/>
               </w:rPr>
-              <w:t>–</w:t>
+              <w:t>[Annual Special Allowances]</w:t>
             </w:r>
           </w:p>
         </w:tc>
@@ -2042,7 +2042,7 @@
                 <w:sz w:val="18"/>
                 <w:szCs w:val="18"/>
               </w:rPr>
-              <w:t>–</w:t>
+              <w:t>[Existing Medical Allowance]</w:t>
             </w:r>
           </w:p>
         </w:tc>
@@ -2072,7 +2072,7 @@
                 <w:sz w:val="18"/>
                 <w:szCs w:val="18"/>
               </w:rPr>
-              <w:t>–</w:t>
+              <w:t>[New Medical Allowance]</w:t>
             </w:r>
           </w:p>
         </w:tc>
@@ -2102,7 +2102,7 @@
                 <w:sz w:val="18"/>
                 <w:szCs w:val="18"/>
               </w:rPr>
-              <w:t>–</w:t>
+              <w:t>[Annual Medical Allowance]</w:t>
             </w:r>
           </w:p>
         </w:tc>
@@ -2166,7 +2166,7 @@
                 <w:sz w:val="18"/>
                 <w:szCs w:val="18"/>
               </w:rPr>
-              <w:t>–</w:t>
+              <w:t>[Existing Bonus]</w:t>
             </w:r>
           </w:p>
         </w:tc>
@@ -2196,7 +2196,7 @@
                 <w:sz w:val="18"/>
                 <w:szCs w:val="18"/>
               </w:rPr>
-              <w:t>–</w:t>
+              <w:t>[New Bonus]</w:t>
             </w:r>
           </w:p>
         </w:tc>
@@ -2226,7 +2226,7 @@
                 <w:sz w:val="18"/>
                 <w:szCs w:val="18"/>
               </w:rPr>
-              <w:t>–</w:t>
+              <w:t>[Annual Bonus]</w:t>
             </w:r>
           </w:p>
         </w:tc>
@@ -2512,7 +2512,7 @@
                 <w:sz w:val="18"/>
                 <w:szCs w:val="18"/>
               </w:rPr>
-              <w:t>–</w:t>
+              <w:t>[Existing Employee ESIC]</w:t>
             </w:r>
           </w:p>
         </w:tc>
@@ -2542,7 +2542,7 @@
                 <w:sz w:val="18"/>
                 <w:szCs w:val="18"/>
               </w:rPr>
-              <w:t>–</w:t>
+              <w:t>[New Employee ESIC]</w:t>
             </w:r>
           </w:p>
         </w:tc>
@@ -2572,7 +2572,7 @@
                 <w:sz w:val="18"/>
                 <w:szCs w:val="18"/>
               </w:rPr>
-              <w:t>–</w:t>
+              <w:t>[Annual Employee ESIC]</w:t>
             </w:r>
           </w:p>
         </w:tc>
@@ -2636,7 +2636,7 @@
                 <w:sz w:val="18"/>
                 <w:szCs w:val="18"/>
               </w:rPr>
-              <w:t>–</w:t>
+              <w:t>[Existing Employee LWF]</w:t>
             </w:r>
           </w:p>
         </w:tc>
@@ -2666,7 +2666,7 @@
                 <w:sz w:val="18"/>
                 <w:szCs w:val="18"/>
               </w:rPr>
-              <w:t>–</w:t>
+              <w:t>[New Employee LWF]</w:t>
             </w:r>
           </w:p>
         </w:tc>
@@ -2696,7 +2696,7 @@
                 <w:sz w:val="18"/>
                 <w:szCs w:val="18"/>
               </w:rPr>
-              <w:t>–</w:t>
+              <w:t>[Annual Employee LWF]</w:t>
             </w:r>
           </w:p>
         </w:tc>
@@ -2982,7 +2982,7 @@
                 <w:sz w:val="18"/>
                 <w:szCs w:val="18"/>
               </w:rPr>
-              <w:t>–</w:t>
+              <w:t>[Existing Company ESIC]</w:t>
             </w:r>
           </w:p>
         </w:tc>
@@ -3012,7 +3012,7 @@
                 <w:sz w:val="18"/>
                 <w:szCs w:val="18"/>
               </w:rPr>
-              <w:t>–</w:t>
+              <w:t>[New Company ESIC]</w:t>
             </w:r>
           </w:p>
         </w:tc>
@@ -3042,7 +3042,7 @@
                 <w:sz w:val="18"/>
                 <w:szCs w:val="18"/>
               </w:rPr>
-              <w:t>–</w:t>
+              <w:t>[Annual Company ESIC]</w:t>
             </w:r>
           </w:p>
         </w:tc>
@@ -3106,7 +3106,7 @@
                 <w:sz w:val="18"/>
                 <w:szCs w:val="18"/>
               </w:rPr>
-              <w:t>–</w:t>
+              <w:t>[Existing Company LWF]</w:t>
             </w:r>
           </w:p>
         </w:tc>
@@ -3136,7 +3136,7 @@
                 <w:sz w:val="18"/>
                 <w:szCs w:val="18"/>
               </w:rPr>
-              <w:t>–</w:t>
+              <w:t>[New Company LWF]</w:t>
             </w:r>
           </w:p>
         </w:tc>
@@ -3166,7 +3166,7 @@
                 <w:sz w:val="18"/>
                 <w:szCs w:val="18"/>
               </w:rPr>
-              <w:t>–</w:t>
+              <w:t>[Annual Company LWF]</w:t>
             </w:r>
           </w:p>
         </w:tc>

--- a/hr-ai-interviewer/backend/src/templates/increment-letter.docx
+++ b/hr-ai-interviewer/backend/src/templates/increment-letter.docx
@@ -647,85 +647,6 @@
           <w:docGrid w:linePitch="360"/>
         </w:sectPr>
       </w:pPr>
-      <w:r>
-        <w:rPr>
-          <w:rFonts w:ascii="Sylfaen" w:eastAsia="Arial" w:hAnsi="Sylfaen" w:cs="Arial"/>
-          <w:noProof/>
-          <w:color w:val="555555"/>
-          <w:sz w:val="21"/>
-        </w:rPr>
-        <w:drawing>
-          <wp:anchor distT="0" distB="0" distL="114300" distR="114300" simplePos="0" relativeHeight="251670528" behindDoc="0" locked="0" layoutInCell="1" allowOverlap="1" wp14:anchorId="62C52D7A" wp14:editId="4B75DE11">
-            <wp:simplePos x="0" y="0"/>
-            <wp:positionH relativeFrom="column">
-              <wp:posOffset>5244574</wp:posOffset>
-            </wp:positionH>
-            <wp:positionV relativeFrom="paragraph">
-              <wp:posOffset>828675</wp:posOffset>
-            </wp:positionV>
-            <wp:extent cx="1122680" cy="574040"/>
-            <wp:effectExtent l="0" t="0" r="0" b="0"/>
-            <wp:wrapNone/>
-            <wp:docPr id="1194750583" name="Picture 3">
-              <a:hlinkClick xmlns:a="http://schemas.openxmlformats.org/drawingml/2006/main" r:id="rId15"/>
-            </wp:docPr>
-            <wp:cNvGraphicFramePr>
-              <a:graphicFrameLocks xmlns:a="http://schemas.openxmlformats.org/drawingml/2006/main" noChangeAspect="1"/>
-            </wp:cNvGraphicFramePr>
-            <a:graphic xmlns:a="http://schemas.openxmlformats.org/drawingml/2006/main">
-              <a:graphicData uri="http://schemas.openxmlformats.org/drawingml/2006/picture">
-                <pic:pic xmlns:pic="http://schemas.openxmlformats.org/drawingml/2006/picture">
-                  <pic:nvPicPr>
-                    <pic:cNvPr id="1194750583" name="Picture 3">
-                      <a:hlinkClick r:id="rId15"/>
-                    </pic:cNvPr>
-                    <pic:cNvPicPr>
-                      <a:picLocks noChangeAspect="1" noChangeArrowheads="1"/>
-                    </pic:cNvPicPr>
-                  </pic:nvPicPr>
-                  <pic:blipFill rotWithShape="1">
-                    <a:blip r:embed="rId16" cstate="print">
-                      <a:extLst>
-                        <a:ext uri="{28A0092B-C50C-407E-A947-70E740481C1C}">
-                          <a14:useLocalDpi xmlns:a14="http://schemas.microsoft.com/office/drawing/2010/main" val="0"/>
-                        </a:ext>
-                      </a:extLst>
-                    </a:blip>
-                    <a:srcRect r="8944"/>
-                    <a:stretch>
-                      <a:fillRect/>
-                    </a:stretch>
-                  </pic:blipFill>
-                  <pic:spPr bwMode="auto">
-                    <a:xfrm>
-                      <a:off x="0" y="0"/>
-                      <a:ext cx="1122680" cy="574040"/>
-                    </a:xfrm>
-                    <a:prstGeom prst="rect">
-                      <a:avLst/>
-                    </a:prstGeom>
-                    <a:noFill/>
-                    <a:ln>
-                      <a:noFill/>
-                    </a:ln>
-                    <a:extLst>
-                      <a:ext uri="{53640926-AAD7-44D8-BBD7-CCE9431645EC}">
-                        <a14:shadowObscured xmlns:a14="http://schemas.microsoft.com/office/drawing/2010/main"/>
-                      </a:ext>
-                    </a:extLst>
-                  </pic:spPr>
-                </pic:pic>
-              </a:graphicData>
-            </a:graphic>
-            <wp14:sizeRelH relativeFrom="page">
-              <wp14:pctWidth>0</wp14:pctWidth>
-            </wp14:sizeRelH>
-            <wp14:sizeRelV relativeFrom="page">
-              <wp14:pctHeight>0</wp14:pctHeight>
-            </wp14:sizeRelV>
-          </wp:anchor>
-        </w:drawing>
-      </w:r>
       <w:r>
         <w:rPr>
           <w:rFonts w:ascii="Sylfaen" w:eastAsia="Arial" w:hAnsi="Sylfaen" w:cs="Arial"/>
@@ -3310,85 +3231,6 @@
           <w:szCs w:val="21"/>
         </w:rPr>
       </w:pPr>
-      <w:r>
-        <w:rPr>
-          <w:rFonts w:ascii="Sylfaen" w:eastAsia="Arial" w:hAnsi="Sylfaen" w:cs="Arial"/>
-          <w:noProof/>
-          <w:color w:val="555555"/>
-          <w:sz w:val="21"/>
-        </w:rPr>
-        <w:drawing>
-          <wp:anchor distT="0" distB="0" distL="114300" distR="114300" simplePos="0" relativeHeight="251673600" behindDoc="0" locked="0" layoutInCell="1" allowOverlap="1" wp14:anchorId="36F33E2A" wp14:editId="5C21B1E8">
-            <wp:simplePos x="0" y="0"/>
-            <wp:positionH relativeFrom="column">
-              <wp:posOffset>5275054</wp:posOffset>
-            </wp:positionH>
-            <wp:positionV relativeFrom="paragraph">
-              <wp:posOffset>70485</wp:posOffset>
-            </wp:positionV>
-            <wp:extent cx="1122680" cy="574040"/>
-            <wp:effectExtent l="0" t="0" r="0" b="0"/>
-            <wp:wrapNone/>
-            <wp:docPr id="4472733" name="Picture 3">
-              <a:hlinkClick xmlns:a="http://schemas.openxmlformats.org/drawingml/2006/main" r:id="rId15"/>
-            </wp:docPr>
-            <wp:cNvGraphicFramePr>
-              <a:graphicFrameLocks xmlns:a="http://schemas.openxmlformats.org/drawingml/2006/main" noChangeAspect="1"/>
-            </wp:cNvGraphicFramePr>
-            <a:graphic xmlns:a="http://schemas.openxmlformats.org/drawingml/2006/main">
-              <a:graphicData uri="http://schemas.openxmlformats.org/drawingml/2006/picture">
-                <pic:pic xmlns:pic="http://schemas.openxmlformats.org/drawingml/2006/picture">
-                  <pic:nvPicPr>
-                    <pic:cNvPr id="1194750583" name="Picture 3">
-                      <a:hlinkClick r:id="rId15"/>
-                    </pic:cNvPr>
-                    <pic:cNvPicPr>
-                      <a:picLocks noChangeAspect="1" noChangeArrowheads="1"/>
-                    </pic:cNvPicPr>
-                  </pic:nvPicPr>
-                  <pic:blipFill rotWithShape="1">
-                    <a:blip r:embed="rId16" cstate="print">
-                      <a:extLst>
-                        <a:ext uri="{28A0092B-C50C-407E-A947-70E740481C1C}">
-                          <a14:useLocalDpi xmlns:a14="http://schemas.microsoft.com/office/drawing/2010/main" val="0"/>
-                        </a:ext>
-                      </a:extLst>
-                    </a:blip>
-                    <a:srcRect r="8944"/>
-                    <a:stretch>
-                      <a:fillRect/>
-                    </a:stretch>
-                  </pic:blipFill>
-                  <pic:spPr bwMode="auto">
-                    <a:xfrm>
-                      <a:off x="0" y="0"/>
-                      <a:ext cx="1122680" cy="574040"/>
-                    </a:xfrm>
-                    <a:prstGeom prst="rect">
-                      <a:avLst/>
-                    </a:prstGeom>
-                    <a:noFill/>
-                    <a:ln>
-                      <a:noFill/>
-                    </a:ln>
-                    <a:extLst>
-                      <a:ext uri="{53640926-AAD7-44D8-BBD7-CCE9431645EC}">
-                        <a14:shadowObscured xmlns:a14="http://schemas.microsoft.com/office/drawing/2010/main"/>
-                      </a:ext>
-                    </a:extLst>
-                  </pic:spPr>
-                </pic:pic>
-              </a:graphicData>
-            </a:graphic>
-            <wp14:sizeRelH relativeFrom="page">
-              <wp14:pctWidth>0</wp14:pctWidth>
-            </wp14:sizeRelH>
-            <wp14:sizeRelV relativeFrom="page">
-              <wp14:pctHeight>0</wp14:pctHeight>
-            </wp14:sizeRelV>
-          </wp:anchor>
-        </w:drawing>
-      </w:r>
       <w:r>
         <w:rPr>
           <w:rFonts w:ascii="Sylfaen" w:eastAsia="Arial" w:hAnsi="Sylfaen" w:cs="Arial"/>

--- a/hr-ai-interviewer/backend/src/templates/increment-letter.docx
+++ b/hr-ai-interviewer/backend/src/templates/increment-letter.docx
@@ -794,6 +794,7 @@
         <w:tc>
           <w:tcPr>
             <w:tcW w:w="6157" w:type="dxa"/>
+            <w:noWrap/>
             <w:vAlign w:val="center"/>
           </w:tcPr>
           <w:p>
@@ -843,6 +844,7 @@
         <w:tc>
           <w:tcPr>
             <w:tcW w:w="6157" w:type="dxa"/>
+            <w:noWrap/>
             <w:vAlign w:val="center"/>
           </w:tcPr>
           <w:p>
@@ -892,6 +894,7 @@
         <w:tc>
           <w:tcPr>
             <w:tcW w:w="6157" w:type="dxa"/>
+            <w:noWrap/>
             <w:vAlign w:val="center"/>
           </w:tcPr>
           <w:p>
@@ -941,6 +944,7 @@
         <w:tc>
           <w:tcPr>
             <w:tcW w:w="6157" w:type="dxa"/>
+            <w:noWrap/>
             <w:vAlign w:val="center"/>
           </w:tcPr>
           <w:p>
@@ -990,6 +994,7 @@
         <w:tc>
           <w:tcPr>
             <w:tcW w:w="6157" w:type="dxa"/>
+            <w:noWrap/>
             <w:vAlign w:val="center"/>
           </w:tcPr>
           <w:p>
@@ -1039,6 +1044,7 @@
         <w:tc>
           <w:tcPr>
             <w:tcW w:w="6157" w:type="dxa"/>
+            <w:noWrap/>
             <w:vAlign w:val="center"/>
           </w:tcPr>
           <w:p>
@@ -1088,6 +1094,7 @@
         <w:tc>
           <w:tcPr>
             <w:tcW w:w="6157" w:type="dxa"/>
+            <w:noWrap/>
             <w:vAlign w:val="center"/>
           </w:tcPr>
           <w:p>
@@ -1444,6 +1451,7 @@
         <w:tc>
           <w:tcPr>
             <w:tcW w:w="2268" w:type="dxa"/>
+            <w:noWrap/>
             <w:vAlign w:val="center"/>
           </w:tcPr>
           <w:p>
@@ -1474,6 +1482,7 @@
         <w:tc>
           <w:tcPr>
             <w:tcW w:w="2410" w:type="dxa"/>
+            <w:noWrap/>
             <w:vAlign w:val="center"/>
           </w:tcPr>
           <w:p>
@@ -1504,6 +1513,7 @@
         <w:tc>
           <w:tcPr>
             <w:tcW w:w="2044" w:type="dxa"/>
+            <w:noWrap/>
             <w:vAlign w:val="center"/>
           </w:tcPr>
           <w:p>
@@ -1568,6 +1578,7 @@
         <w:tc>
           <w:tcPr>
             <w:tcW w:w="2268" w:type="dxa"/>
+            <w:noWrap/>
             <w:vAlign w:val="center"/>
           </w:tcPr>
           <w:p>
@@ -1598,6 +1609,7 @@
         <w:tc>
           <w:tcPr>
             <w:tcW w:w="2410" w:type="dxa"/>
+            <w:noWrap/>
             <w:vAlign w:val="center"/>
           </w:tcPr>
           <w:p>
@@ -1628,6 +1640,7 @@
         <w:tc>
           <w:tcPr>
             <w:tcW w:w="2044" w:type="dxa"/>
+            <w:noWrap/>
             <w:vAlign w:val="center"/>
           </w:tcPr>
           <w:p>
@@ -1692,6 +1705,7 @@
         <w:tc>
           <w:tcPr>
             <w:tcW w:w="2268" w:type="dxa"/>
+            <w:noWrap/>
             <w:vAlign w:val="center"/>
           </w:tcPr>
           <w:p>
@@ -1722,6 +1736,7 @@
         <w:tc>
           <w:tcPr>
             <w:tcW w:w="2410" w:type="dxa"/>
+            <w:noWrap/>
             <w:vAlign w:val="center"/>
           </w:tcPr>
           <w:p>
@@ -1752,6 +1767,7 @@
         <w:tc>
           <w:tcPr>
             <w:tcW w:w="2044" w:type="dxa"/>
+            <w:noWrap/>
             <w:vAlign w:val="center"/>
           </w:tcPr>
           <w:p>
@@ -1816,6 +1832,7 @@
         <w:tc>
           <w:tcPr>
             <w:tcW w:w="2268" w:type="dxa"/>
+            <w:noWrap/>
             <w:vAlign w:val="center"/>
           </w:tcPr>
           <w:p>
@@ -1846,6 +1863,7 @@
         <w:tc>
           <w:tcPr>
             <w:tcW w:w="2410" w:type="dxa"/>
+            <w:noWrap/>
             <w:vAlign w:val="center"/>
           </w:tcPr>
           <w:p>
@@ -1876,6 +1894,7 @@
         <w:tc>
           <w:tcPr>
             <w:tcW w:w="2044" w:type="dxa"/>
+            <w:noWrap/>
             <w:vAlign w:val="center"/>
           </w:tcPr>
           <w:p>
@@ -1940,6 +1959,7 @@
         <w:tc>
           <w:tcPr>
             <w:tcW w:w="2268" w:type="dxa"/>
+            <w:noWrap/>
             <w:vAlign w:val="center"/>
           </w:tcPr>
           <w:p>
@@ -1970,6 +1990,7 @@
         <w:tc>
           <w:tcPr>
             <w:tcW w:w="2410" w:type="dxa"/>
+            <w:noWrap/>
             <w:vAlign w:val="center"/>
           </w:tcPr>
           <w:p>
@@ -2000,6 +2021,7 @@
         <w:tc>
           <w:tcPr>
             <w:tcW w:w="2044" w:type="dxa"/>
+            <w:noWrap/>
             <w:vAlign w:val="center"/>
           </w:tcPr>
           <w:p>
@@ -2064,6 +2086,7 @@
         <w:tc>
           <w:tcPr>
             <w:tcW w:w="2268" w:type="dxa"/>
+            <w:noWrap/>
             <w:vAlign w:val="center"/>
           </w:tcPr>
           <w:p>
@@ -2094,6 +2117,7 @@
         <w:tc>
           <w:tcPr>
             <w:tcW w:w="2410" w:type="dxa"/>
+            <w:noWrap/>
             <w:vAlign w:val="center"/>
           </w:tcPr>
           <w:p>
@@ -2124,6 +2148,7 @@
         <w:tc>
           <w:tcPr>
             <w:tcW w:w="2044" w:type="dxa"/>
+            <w:noWrap/>
             <w:vAlign w:val="center"/>
           </w:tcPr>
           <w:p>
@@ -2184,6 +2209,7 @@
           <w:tcPr>
             <w:tcW w:w="2268" w:type="dxa"/>
             <w:shd w:val="clear" w:color="auto" w:fill="D5DCE4" w:themeFill="text2" w:themeFillTint="33"/>
+            <w:noWrap/>
             <w:vAlign w:val="center"/>
           </w:tcPr>
           <w:p>
@@ -2207,6 +2233,7 @@
           <w:tcPr>
             <w:tcW w:w="2410" w:type="dxa"/>
             <w:shd w:val="clear" w:color="auto" w:fill="D5DCE4" w:themeFill="text2" w:themeFillTint="33"/>
+            <w:noWrap/>
             <w:vAlign w:val="center"/>
           </w:tcPr>
           <w:p>
@@ -2230,6 +2257,7 @@
           <w:tcPr>
             <w:tcW w:w="2044" w:type="dxa"/>
             <w:shd w:val="clear" w:color="auto" w:fill="D5DCE4" w:themeFill="text2" w:themeFillTint="33"/>
+            <w:noWrap/>
             <w:vAlign w:val="center"/>
           </w:tcPr>
           <w:p>
@@ -2286,6 +2314,7 @@
         <w:tc>
           <w:tcPr>
             <w:tcW w:w="2268" w:type="dxa"/>
+            <w:noWrap/>
             <w:vAlign w:val="center"/>
           </w:tcPr>
           <w:p>
@@ -2316,6 +2345,7 @@
         <w:tc>
           <w:tcPr>
             <w:tcW w:w="2410" w:type="dxa"/>
+            <w:noWrap/>
             <w:vAlign w:val="center"/>
           </w:tcPr>
           <w:p>
@@ -2346,6 +2376,7 @@
         <w:tc>
           <w:tcPr>
             <w:tcW w:w="2044" w:type="dxa"/>
+            <w:noWrap/>
             <w:vAlign w:val="center"/>
           </w:tcPr>
           <w:p>
@@ -2410,6 +2441,7 @@
         <w:tc>
           <w:tcPr>
             <w:tcW w:w="2268" w:type="dxa"/>
+            <w:noWrap/>
             <w:vAlign w:val="center"/>
           </w:tcPr>
           <w:p>
@@ -2440,6 +2472,7 @@
         <w:tc>
           <w:tcPr>
             <w:tcW w:w="2410" w:type="dxa"/>
+            <w:noWrap/>
             <w:vAlign w:val="center"/>
           </w:tcPr>
           <w:p>
@@ -2470,6 +2503,7 @@
         <w:tc>
           <w:tcPr>
             <w:tcW w:w="2044" w:type="dxa"/>
+            <w:noWrap/>
             <w:vAlign w:val="center"/>
           </w:tcPr>
           <w:p>
@@ -2534,6 +2568,7 @@
         <w:tc>
           <w:tcPr>
             <w:tcW w:w="2268" w:type="dxa"/>
+            <w:noWrap/>
             <w:vAlign w:val="center"/>
           </w:tcPr>
           <w:p>
@@ -2564,6 +2599,7 @@
         <w:tc>
           <w:tcPr>
             <w:tcW w:w="2410" w:type="dxa"/>
+            <w:noWrap/>
             <w:vAlign w:val="center"/>
           </w:tcPr>
           <w:p>
@@ -2594,6 +2630,7 @@
         <w:tc>
           <w:tcPr>
             <w:tcW w:w="2044" w:type="dxa"/>
+            <w:noWrap/>
             <w:vAlign w:val="center"/>
           </w:tcPr>
           <w:p>
@@ -2654,6 +2691,7 @@
           <w:tcPr>
             <w:tcW w:w="2268" w:type="dxa"/>
             <w:shd w:val="clear" w:color="auto" w:fill="D5DCE4" w:themeFill="text2" w:themeFillTint="33"/>
+            <w:noWrap/>
             <w:vAlign w:val="center"/>
           </w:tcPr>
           <w:p>
@@ -2677,6 +2715,7 @@
           <w:tcPr>
             <w:tcW w:w="2410" w:type="dxa"/>
             <w:shd w:val="clear" w:color="auto" w:fill="D5DCE4" w:themeFill="text2" w:themeFillTint="33"/>
+            <w:noWrap/>
             <w:vAlign w:val="center"/>
           </w:tcPr>
           <w:p>
@@ -2700,6 +2739,7 @@
           <w:tcPr>
             <w:tcW w:w="2044" w:type="dxa"/>
             <w:shd w:val="clear" w:color="auto" w:fill="D5DCE4" w:themeFill="text2" w:themeFillTint="33"/>
+            <w:noWrap/>
             <w:vAlign w:val="center"/>
           </w:tcPr>
           <w:p>
@@ -2756,6 +2796,7 @@
         <w:tc>
           <w:tcPr>
             <w:tcW w:w="2268" w:type="dxa"/>
+            <w:noWrap/>
             <w:vAlign w:val="center"/>
           </w:tcPr>
           <w:p>
@@ -2786,6 +2827,7 @@
         <w:tc>
           <w:tcPr>
             <w:tcW w:w="2410" w:type="dxa"/>
+            <w:noWrap/>
             <w:vAlign w:val="center"/>
           </w:tcPr>
           <w:p>
@@ -2816,6 +2858,7 @@
         <w:tc>
           <w:tcPr>
             <w:tcW w:w="2044" w:type="dxa"/>
+            <w:noWrap/>
             <w:vAlign w:val="center"/>
           </w:tcPr>
           <w:p>
@@ -2880,6 +2923,7 @@
         <w:tc>
           <w:tcPr>
             <w:tcW w:w="2268" w:type="dxa"/>
+            <w:noWrap/>
             <w:vAlign w:val="center"/>
           </w:tcPr>
           <w:p>
@@ -2910,6 +2954,7 @@
         <w:tc>
           <w:tcPr>
             <w:tcW w:w="2410" w:type="dxa"/>
+            <w:noWrap/>
             <w:vAlign w:val="center"/>
           </w:tcPr>
           <w:p>
@@ -2940,6 +2985,7 @@
         <w:tc>
           <w:tcPr>
             <w:tcW w:w="2044" w:type="dxa"/>
+            <w:noWrap/>
             <w:vAlign w:val="center"/>
           </w:tcPr>
           <w:p>
@@ -3004,6 +3050,7 @@
         <w:tc>
           <w:tcPr>
             <w:tcW w:w="2268" w:type="dxa"/>
+            <w:noWrap/>
             <w:vAlign w:val="center"/>
           </w:tcPr>
           <w:p>
@@ -3034,6 +3081,7 @@
         <w:tc>
           <w:tcPr>
             <w:tcW w:w="2410" w:type="dxa"/>
+            <w:noWrap/>
             <w:vAlign w:val="center"/>
           </w:tcPr>
           <w:p>
@@ -3064,6 +3112,7 @@
         <w:tc>
           <w:tcPr>
             <w:tcW w:w="2044" w:type="dxa"/>
+            <w:noWrap/>
             <w:vAlign w:val="center"/>
           </w:tcPr>
           <w:p>
@@ -3128,6 +3177,7 @@
           <w:tcPr>
             <w:tcW w:w="2268" w:type="dxa"/>
             <w:shd w:val="clear" w:color="auto" w:fill="1F3864" w:themeFill="accent1" w:themeFillShade="80"/>
+            <w:noWrap/>
             <w:vAlign w:val="center"/>
           </w:tcPr>
           <w:p>
@@ -3155,6 +3205,7 @@
           <w:tcPr>
             <w:tcW w:w="2410" w:type="dxa"/>
             <w:shd w:val="clear" w:color="auto" w:fill="1F3864" w:themeFill="accent1" w:themeFillShade="80"/>
+            <w:noWrap/>
             <w:vAlign w:val="center"/>
           </w:tcPr>
           <w:p>
@@ -3182,6 +3233,7 @@
           <w:tcPr>
             <w:tcW w:w="2044" w:type="dxa"/>
             <w:shd w:val="clear" w:color="auto" w:fill="1F3864" w:themeFill="accent1" w:themeFillShade="80"/>
+            <w:noWrap/>
             <w:vAlign w:val="center"/>
           </w:tcPr>
           <w:p>

--- a/hr-ai-interviewer/backend/src/templates/increment-letter.docx
+++ b/hr-ai-interviewer/backend/src/templates/increment-letter.docx
@@ -287,7 +287,6 @@
     <w:p>
       <w:pPr>
         <w:spacing w:after="200"/>
-        <w:jc w:val="both"/>
         <w:rPr>
           <w:rFonts w:ascii="Sylfaen" w:hAnsi="Sylfaen"/>
         </w:rPr>
@@ -462,7 +461,6 @@
     <w:p>
       <w:pPr>
         <w:spacing w:after="200"/>
-        <w:jc w:val="both"/>
         <w:rPr>
           <w:rFonts w:ascii="Sylfaen" w:hAnsi="Sylfaen"/>
         </w:rPr>
@@ -480,7 +478,6 @@
     <w:p>
       <w:pPr>
         <w:spacing w:after="400"/>
-        <w:jc w:val="both"/>
         <w:rPr>
           <w:rFonts w:ascii="Sylfaen" w:hAnsi="Sylfaen"/>
         </w:rPr>

--- a/hr-ai-interviewer/backend/src/templates/increment-letter.docx
+++ b/hr-ai-interviewer/backend/src/templates/increment-letter.docx
@@ -3351,32 +3351,6 @@
         </w:rPr>
         <w:t xml:space="preserve"> Ltd.</w:t>
       </w:r>
-    </w:p>
-    <w:p>
-      <w:pPr>
-        <w:spacing w:after="60"/>
-        <w:rPr>
-          <w:rFonts w:ascii="Sylfaen" w:eastAsia="Arial" w:hAnsi="Sylfaen" w:cs="Arial"/>
-          <w:b/>
-          <w:bCs/>
-          <w:color w:val="2C2C2C"/>
-          <w:sz w:val="21"/>
-          <w:szCs w:val="21"/>
-        </w:rPr>
-      </w:pPr>
-    </w:p>
-    <w:p>
-      <w:pPr>
-        <w:spacing w:after="60"/>
-        <w:rPr>
-          <w:rFonts w:ascii="Sylfaen" w:eastAsia="Arial" w:hAnsi="Sylfaen" w:cs="Arial"/>
-          <w:b/>
-          <w:bCs/>
-          <w:color w:val="2C2C2C"/>
-          <w:sz w:val="21"/>
-          <w:szCs w:val="21"/>
-        </w:rPr>
-      </w:pPr>
     </w:p>
     <w:sectPr>
       <w:pgSz w:w="11906" w:h="16838"/>

--- a/hr-ai-interviewer/backend/src/templates/increment-letter.docx
+++ b/hr-ai-interviewer/backend/src/templates/increment-letter.docx
@@ -3265,14 +3265,6 @@
     </w:p>
     <w:p>
       <w:pPr>
-        <w:spacing w:line="480" w:lineRule="auto"/>
-        <w:rPr>
-          <w:rFonts w:ascii="Sylfaen" w:hAnsi="Sylfaen" w:cs="Arial"/>
-        </w:rPr>
-      </w:pPr>
-    </w:p>
-    <w:p>
-      <w:pPr>
         <w:rPr>
           <w:rFonts w:ascii="Sylfaen" w:eastAsia="Arial" w:hAnsi="Sylfaen" w:cs="Arial"/>
           <w:color w:val="2C2C2C"/>
@@ -3354,7 +3346,7 @@
     </w:p>
     <w:sectPr>
       <w:pgSz w:w="11906" w:h="16838"/>
-      <w:pgMar w:top="1000" w:right="1100" w:bottom="1000" w:left="1100" w:header="708" w:footer="708" w:gutter="0"/>
+      <w:pgMar w:top="1000" w:right="1100" w:bottom="1700" w:left="1100" w:header="708" w:footer="708" w:gutter="0"/>
       <w:cols w:space="720"/>
       <w:docGrid w:linePitch="360"/>
     </w:sectPr>

--- a/hr-ai-interviewer/backend/src/templates/increment-letter.docx
+++ b/hr-ai-interviewer/backend/src/templates/increment-letter.docx
@@ -3258,6 +3258,14 @@
     </w:tbl>
     <w:p>
       <w:pPr>
+        <w:rPr>
+          <w:rFonts w:ascii="Sylfaen" w:hAnsi="Sylfaen" w:cs="Arial"/>
+        </w:rPr>
+      </w:pPr>
+    </w:p>
+    <w:p>
+      <w:pPr>
+        <w:spacing w:line="480" w:lineRule="auto"/>
         <w:rPr>
           <w:rFonts w:ascii="Sylfaen" w:hAnsi="Sylfaen" w:cs="Arial"/>
         </w:rPr>

--- a/hr-ai-interviewer/backend/src/templates/increment-letter.docx
+++ b/hr-ai-interviewer/backend/src/templates/increment-letter.docx
@@ -1211,7 +1211,7 @@
               <wp:posOffset>21590</wp:posOffset>
             </wp:positionH>
             <wp:positionV relativeFrom="paragraph">
-              <wp:posOffset>5544076</wp:posOffset>
+              <wp:posOffset>5237371</wp:posOffset>
             </wp:positionV>
             <wp:extent cx="565785" cy="565150"/>
             <wp:effectExtent l="0" t="0" r="5715" b="6350"/>
@@ -3258,14 +3258,6 @@
     </w:tbl>
     <w:p>
       <w:pPr>
-        <w:rPr>
-          <w:rFonts w:ascii="Sylfaen" w:hAnsi="Sylfaen" w:cs="Arial"/>
-        </w:rPr>
-      </w:pPr>
-    </w:p>
-    <w:p>
-      <w:pPr>
-        <w:spacing w:line="480" w:lineRule="auto"/>
         <w:rPr>
           <w:rFonts w:ascii="Sylfaen" w:hAnsi="Sylfaen" w:cs="Arial"/>
         </w:rPr>

--- a/hr-ai-interviewer/backend/src/templates/increment-letter.docx
+++ b/hr-ai-interviewer/backend/src/templates/increment-letter.docx
@@ -1128,7 +1128,7 @@
           <w:szCs w:val="21"/>
         </w:rPr>
         <w:drawing>
-          <wp:anchor distT="0" distB="0" distL="114300" distR="114300" simplePos="0" relativeHeight="251672576" behindDoc="1" locked="0" layoutInCell="1" allowOverlap="1" wp14:anchorId="65F0A772" wp14:editId="7EC87B4D">
+          <wp:anchor distT="0" distB="0" distL="114300" distR="114300" simplePos="0" relativeHeight="251672576" behindDoc="1" locked="0" layoutInCell="1" allowOverlap="1" wp14:anchorId="65F0A772" wp14:editId="5AB6BA83">
             <wp:simplePos x="0" y="0"/>
             <wp:positionH relativeFrom="page">
               <wp:posOffset>0</wp:posOffset>
@@ -1205,13 +1205,13 @@
           <w:noProof/>
         </w:rPr>
         <w:drawing>
-          <wp:anchor distT="0" distB="0" distL="114300" distR="114300" simplePos="0" relativeHeight="251665408" behindDoc="0" locked="0" layoutInCell="1" allowOverlap="1" wp14:anchorId="402FAF3F" wp14:editId="5499FC17">
+          <wp:anchor distT="0" distB="0" distL="114300" distR="114300" simplePos="0" relativeHeight="251665408" behindDoc="0" locked="0" layoutInCell="1" allowOverlap="1" wp14:anchorId="402FAF3F" wp14:editId="5819415F">
             <wp:simplePos x="0" y="0"/>
             <wp:positionH relativeFrom="margin">
-              <wp:posOffset>21590</wp:posOffset>
+              <wp:posOffset>-33057</wp:posOffset>
             </wp:positionH>
             <wp:positionV relativeFrom="paragraph">
-              <wp:posOffset>5237371</wp:posOffset>
+              <wp:posOffset>5495925</wp:posOffset>
             </wp:positionV>
             <wp:extent cx="565785" cy="565150"/>
             <wp:effectExtent l="0" t="0" r="5715" b="6350"/>
@@ -3260,6 +3260,16 @@
       <w:pPr>
         <w:rPr>
           <w:rFonts w:ascii="Sylfaen" w:hAnsi="Sylfaen" w:cs="Arial"/>
+        </w:rPr>
+      </w:pPr>
+    </w:p>
+    <w:p>
+      <w:pPr>
+        <w:rPr>
+          <w:rFonts w:ascii="Sylfaen" w:eastAsia="Arial" w:hAnsi="Sylfaen" w:cs="Arial"/>
+          <w:color w:val="2C2C2C"/>
+          <w:sz w:val="21"/>
+          <w:szCs w:val="21"/>
         </w:rPr>
       </w:pPr>
     </w:p>

--- a/hr-ai-interviewer/backend/src/templates/increment-letter.docx
+++ b/hr-ai-interviewer/backend/src/templates/increment-letter.docx
@@ -18,7 +18,7 @@
           <w:szCs w:val="21"/>
         </w:rPr>
         <w:drawing>
-          <wp:anchor distT="0" distB="0" distL="114300" distR="114300" simplePos="0" relativeHeight="251669504" behindDoc="1" locked="0" layoutInCell="1" allowOverlap="1" wp14:anchorId="1A08C66C" wp14:editId="6D29938C">
+          <wp:anchor distT="0" distB="0" distL="114300" distR="114300" simplePos="0" relativeHeight="251669504" behindDoc="1" locked="0" layoutInCell="1" allowOverlap="1" wp14:anchorId="1A08C66C" wp14:editId="589929C8">
             <wp:simplePos x="0" y="0"/>
             <wp:positionH relativeFrom="page">
               <wp:posOffset>7620</wp:posOffset>
@@ -1128,7 +1128,7 @@
           <w:szCs w:val="21"/>
         </w:rPr>
         <w:drawing>
-          <wp:anchor distT="0" distB="0" distL="114300" distR="114300" simplePos="0" relativeHeight="251672576" behindDoc="1" locked="0" layoutInCell="1" allowOverlap="1" wp14:anchorId="65F0A772" wp14:editId="5AB6BA83">
+          <wp:anchor distT="0" distB="0" distL="114300" distR="114300" simplePos="0" relativeHeight="251672576" behindDoc="1" locked="0" layoutInCell="1" allowOverlap="1" wp14:anchorId="65F0A772" wp14:editId="430E01BF">
             <wp:simplePos x="0" y="0"/>
             <wp:positionH relativeFrom="page">
               <wp:posOffset>0</wp:posOffset>
@@ -1205,13 +1205,13 @@
           <w:noProof/>
         </w:rPr>
         <w:drawing>
-          <wp:anchor distT="0" distB="0" distL="114300" distR="114300" simplePos="0" relativeHeight="251665408" behindDoc="0" locked="0" layoutInCell="1" allowOverlap="1" wp14:anchorId="402FAF3F" wp14:editId="5819415F">
+          <wp:anchor distT="0" distB="0" distL="114300" distR="114300" simplePos="0" relativeHeight="251665408" behindDoc="0" locked="0" layoutInCell="1" allowOverlap="1" wp14:anchorId="402FAF3F" wp14:editId="0D0A7897">
             <wp:simplePos x="0" y="0"/>
             <wp:positionH relativeFrom="margin">
-              <wp:posOffset>-33057</wp:posOffset>
+              <wp:posOffset>-33020</wp:posOffset>
             </wp:positionH>
             <wp:positionV relativeFrom="paragraph">
-              <wp:posOffset>5495925</wp:posOffset>
+              <wp:posOffset>5452907</wp:posOffset>
             </wp:positionV>
             <wp:extent cx="565785" cy="565150"/>
             <wp:effectExtent l="0" t="0" r="5715" b="6350"/>
@@ -1257,7 +1257,7 @@
       <w:tblPr>
         <w:tblStyle w:val="TableGrid"/>
         <w:tblpPr w:leftFromText="180" w:rightFromText="180" w:vertAnchor="text" w:horzAnchor="margin" w:tblpY="-29"/>
-        <w:tblW w:w="9696" w:type="dxa"/>
+        <w:tblW w:w="9920" w:type="dxa"/>
         <w:tblBorders>
           <w:top w:val="single" w:sz="2" w:space="0" w:color="BFBFBF" w:themeColor="background1" w:themeShade="BF"/>
           <w:left w:val="single" w:sz="2" w:space="0" w:color="BFBFBF" w:themeColor="background1" w:themeShade="BF"/>
@@ -1269,10 +1269,10 @@
         <w:tblLook w:val="04A0" w:firstRow="1" w:lastRow="0" w:firstColumn="1" w:lastColumn="0" w:noHBand="0" w:noVBand="1"/>
       </w:tblPr>
       <w:tblGrid>
-        <w:gridCol w:w="2974"/>
+        <w:gridCol w:w="2549"/>
+        <w:gridCol w:w="2693"/>
         <w:gridCol w:w="2268"/>
         <w:gridCol w:w="2410"/>
-        <w:gridCol w:w="2044"/>
       </w:tblGrid>
       <w:tr>
         <w:trPr>
@@ -1280,7 +1280,7 @@
         </w:trPr>
         <w:tc>
           <w:tcPr>
-            <w:tcW w:w="2974" w:type="dxa"/>
+            <w:tcW w:w="2549" w:type="dxa"/>
             <w:shd w:val="clear" w:color="auto" w:fill="1F3864" w:themeFill="accent1" w:themeFillShade="80"/>
             <w:vAlign w:val="center"/>
           </w:tcPr>
@@ -1302,6 +1302,34 @@
                 <w:szCs w:val="18"/>
               </w:rPr>
               <w:t>Component</w:t>
+            </w:r>
+          </w:p>
+        </w:tc>
+        <w:tc>
+          <w:tcPr>
+            <w:tcW w:w="2693" w:type="dxa"/>
+            <w:shd w:val="clear" w:color="auto" w:fill="1F3864" w:themeFill="accent1" w:themeFillShade="80"/>
+            <w:vAlign w:val="center"/>
+          </w:tcPr>
+          <w:p>
+            <w:pPr>
+              <w:jc w:val="right"/>
+              <w:rPr>
+                <w:rFonts w:ascii="Sylfaen" w:hAnsi="Sylfaen" w:cs="Arial"/>
+                <w:sz w:val="18"/>
+                <w:szCs w:val="18"/>
+              </w:rPr>
+            </w:pPr>
+            <w:r>
+              <w:rPr>
+                <w:rFonts w:ascii="Sylfaen" w:eastAsia="Arial" w:hAnsi="Sylfaen" w:cs="Arial"/>
+                <w:b/>
+                <w:bCs/>
+                <w:color w:val="FFFFFF"/>
+                <w:sz w:val="18"/>
+                <w:szCs w:val="18"/>
+              </w:rPr>
+              <w:t>Existing (Monthly)</w:t>
             </w:r>
           </w:p>
         </w:tc>
@@ -1329,41 +1357,13 @@
                 <w:sz w:val="18"/>
                 <w:szCs w:val="18"/>
               </w:rPr>
-              <w:t>Existing (Monthly)</w:t>
+              <w:t>New (Monthly)</w:t>
             </w:r>
           </w:p>
         </w:tc>
         <w:tc>
           <w:tcPr>
             <w:tcW w:w="2410" w:type="dxa"/>
-            <w:shd w:val="clear" w:color="auto" w:fill="1F3864" w:themeFill="accent1" w:themeFillShade="80"/>
-            <w:vAlign w:val="center"/>
-          </w:tcPr>
-          <w:p>
-            <w:pPr>
-              <w:jc w:val="right"/>
-              <w:rPr>
-                <w:rFonts w:ascii="Sylfaen" w:hAnsi="Sylfaen" w:cs="Arial"/>
-                <w:sz w:val="18"/>
-                <w:szCs w:val="18"/>
-              </w:rPr>
-            </w:pPr>
-            <w:r>
-              <w:rPr>
-                <w:rFonts w:ascii="Sylfaen" w:eastAsia="Arial" w:hAnsi="Sylfaen" w:cs="Arial"/>
-                <w:b/>
-                <w:bCs/>
-                <w:color w:val="FFFFFF"/>
-                <w:sz w:val="18"/>
-                <w:szCs w:val="18"/>
-              </w:rPr>
-              <w:t>New (Monthly)</w:t>
-            </w:r>
-          </w:p>
-        </w:tc>
-        <w:tc>
-          <w:tcPr>
-            <w:tcW w:w="2044" w:type="dxa"/>
             <w:shd w:val="clear" w:color="auto" w:fill="1F3864" w:themeFill="accent1" w:themeFillShade="80"/>
             <w:vAlign w:val="center"/>
           </w:tcPr>
@@ -1418,7 +1418,7 @@
         </w:trPr>
         <w:tc>
           <w:tcPr>
-            <w:tcW w:w="2974" w:type="dxa"/>
+            <w:tcW w:w="2549" w:type="dxa"/>
             <w:vAlign w:val="center"/>
           </w:tcPr>
           <w:p>
@@ -1447,6 +1447,37 @@
         </w:tc>
         <w:tc>
           <w:tcPr>
+            <w:tcW w:w="2693" w:type="dxa"/>
+            <w:noWrap/>
+            <w:vAlign w:val="center"/>
+          </w:tcPr>
+          <w:p>
+            <w:pPr>
+              <w:jc w:val="right"/>
+              <w:rPr>
+                <w:rFonts w:ascii="Sylfaen" w:hAnsi="Sylfaen" w:cs="Arial"/>
+                <w:b/>
+                <w:bCs/>
+                <w:color w:val="525252" w:themeColor="accent3" w:themeShade="80"/>
+                <w:sz w:val="18"/>
+                <w:szCs w:val="18"/>
+              </w:rPr>
+            </w:pPr>
+            <w:r>
+              <w:rPr>
+                <w:rFonts w:ascii="Sylfaen" w:hAnsi="Sylfaen" w:cs="Arial"/>
+                <w:b/>
+                <w:bCs/>
+                <w:color w:val="525252" w:themeColor="accent3" w:themeShade="80"/>
+                <w:sz w:val="18"/>
+                <w:szCs w:val="18"/>
+              </w:rPr>
+              <w:t>[Existing Basic]</w:t>
+            </w:r>
+          </w:p>
+        </w:tc>
+        <w:tc>
+          <w:tcPr>
             <w:tcW w:w="2268" w:type="dxa"/>
             <w:noWrap/>
             <w:vAlign w:val="center"/>
@@ -1472,44 +1503,13 @@
                 <w:sz w:val="18"/>
                 <w:szCs w:val="18"/>
               </w:rPr>
-              <w:t>[Existing Basic]</w:t>
+              <w:t>[New Basic]</w:t>
             </w:r>
           </w:p>
         </w:tc>
         <w:tc>
           <w:tcPr>
             <w:tcW w:w="2410" w:type="dxa"/>
-            <w:noWrap/>
-            <w:vAlign w:val="center"/>
-          </w:tcPr>
-          <w:p>
-            <w:pPr>
-              <w:jc w:val="right"/>
-              <w:rPr>
-                <w:rFonts w:ascii="Sylfaen" w:hAnsi="Sylfaen" w:cs="Arial"/>
-                <w:b/>
-                <w:bCs/>
-                <w:color w:val="525252" w:themeColor="accent3" w:themeShade="80"/>
-                <w:sz w:val="18"/>
-                <w:szCs w:val="18"/>
-              </w:rPr>
-            </w:pPr>
-            <w:r>
-              <w:rPr>
-                <w:rFonts w:ascii="Sylfaen" w:hAnsi="Sylfaen" w:cs="Arial"/>
-                <w:b/>
-                <w:bCs/>
-                <w:color w:val="525252" w:themeColor="accent3" w:themeShade="80"/>
-                <w:sz w:val="18"/>
-                <w:szCs w:val="18"/>
-              </w:rPr>
-              <w:t>[New Basic]</w:t>
-            </w:r>
-          </w:p>
-        </w:tc>
-        <w:tc>
-          <w:tcPr>
-            <w:tcW w:w="2044" w:type="dxa"/>
             <w:noWrap/>
             <w:vAlign w:val="center"/>
           </w:tcPr>
@@ -1545,7 +1545,7 @@
         </w:trPr>
         <w:tc>
           <w:tcPr>
-            <w:tcW w:w="2974" w:type="dxa"/>
+            <w:tcW w:w="2549" w:type="dxa"/>
             <w:vAlign w:val="center"/>
           </w:tcPr>
           <w:p>
@@ -1574,6 +1574,37 @@
         </w:tc>
         <w:tc>
           <w:tcPr>
+            <w:tcW w:w="2693" w:type="dxa"/>
+            <w:noWrap/>
+            <w:vAlign w:val="center"/>
+          </w:tcPr>
+          <w:p>
+            <w:pPr>
+              <w:jc w:val="right"/>
+              <w:rPr>
+                <w:rFonts w:ascii="Sylfaen" w:hAnsi="Sylfaen" w:cs="Arial"/>
+                <w:b/>
+                <w:bCs/>
+                <w:color w:val="525252" w:themeColor="accent3" w:themeShade="80"/>
+                <w:sz w:val="18"/>
+                <w:szCs w:val="18"/>
+              </w:rPr>
+            </w:pPr>
+            <w:r>
+              <w:rPr>
+                <w:rFonts w:ascii="Sylfaen" w:hAnsi="Sylfaen" w:cs="Arial"/>
+                <w:b/>
+                <w:bCs/>
+                <w:color w:val="525252" w:themeColor="accent3" w:themeShade="80"/>
+                <w:sz w:val="18"/>
+                <w:szCs w:val="18"/>
+              </w:rPr>
+              <w:t>[Existing HRA]</w:t>
+            </w:r>
+          </w:p>
+        </w:tc>
+        <w:tc>
+          <w:tcPr>
             <w:tcW w:w="2268" w:type="dxa"/>
             <w:noWrap/>
             <w:vAlign w:val="center"/>
@@ -1599,44 +1630,13 @@
                 <w:sz w:val="18"/>
                 <w:szCs w:val="18"/>
               </w:rPr>
-              <w:t>[Existing HRA]</w:t>
+              <w:t>[New HRA]</w:t>
             </w:r>
           </w:p>
         </w:tc>
         <w:tc>
           <w:tcPr>
             <w:tcW w:w="2410" w:type="dxa"/>
-            <w:noWrap/>
-            <w:vAlign w:val="center"/>
-          </w:tcPr>
-          <w:p>
-            <w:pPr>
-              <w:jc w:val="right"/>
-              <w:rPr>
-                <w:rFonts w:ascii="Sylfaen" w:hAnsi="Sylfaen" w:cs="Arial"/>
-                <w:b/>
-                <w:bCs/>
-                <w:color w:val="525252" w:themeColor="accent3" w:themeShade="80"/>
-                <w:sz w:val="18"/>
-                <w:szCs w:val="18"/>
-              </w:rPr>
-            </w:pPr>
-            <w:r>
-              <w:rPr>
-                <w:rFonts w:ascii="Sylfaen" w:hAnsi="Sylfaen" w:cs="Arial"/>
-                <w:b/>
-                <w:bCs/>
-                <w:color w:val="525252" w:themeColor="accent3" w:themeShade="80"/>
-                <w:sz w:val="18"/>
-                <w:szCs w:val="18"/>
-              </w:rPr>
-              <w:t>[New HRA]</w:t>
-            </w:r>
-          </w:p>
-        </w:tc>
-        <w:tc>
-          <w:tcPr>
-            <w:tcW w:w="2044" w:type="dxa"/>
             <w:noWrap/>
             <w:vAlign w:val="center"/>
           </w:tcPr>
@@ -1672,7 +1672,7 @@
         </w:trPr>
         <w:tc>
           <w:tcPr>
-            <w:tcW w:w="2974" w:type="dxa"/>
+            <w:tcW w:w="2549" w:type="dxa"/>
             <w:vAlign w:val="center"/>
           </w:tcPr>
           <w:p>
@@ -1701,6 +1701,37 @@
         </w:tc>
         <w:tc>
           <w:tcPr>
+            <w:tcW w:w="2693" w:type="dxa"/>
+            <w:noWrap/>
+            <w:vAlign w:val="center"/>
+          </w:tcPr>
+          <w:p>
+            <w:pPr>
+              <w:jc w:val="right"/>
+              <w:rPr>
+                <w:rFonts w:ascii="Sylfaen" w:hAnsi="Sylfaen" w:cs="Arial"/>
+                <w:b/>
+                <w:bCs/>
+                <w:color w:val="525252" w:themeColor="accent3" w:themeShade="80"/>
+                <w:sz w:val="18"/>
+                <w:szCs w:val="18"/>
+              </w:rPr>
+            </w:pPr>
+            <w:r>
+              <w:rPr>
+                <w:rFonts w:ascii="Sylfaen" w:eastAsia="Arial" w:hAnsi="Sylfaen" w:cs="Arial"/>
+                <w:b/>
+                <w:bCs/>
+                <w:color w:val="525252" w:themeColor="accent3" w:themeShade="80"/>
+                <w:sz w:val="18"/>
+                <w:szCs w:val="18"/>
+              </w:rPr>
+              <w:t>[Existing Conveyance]</w:t>
+            </w:r>
+          </w:p>
+        </w:tc>
+        <w:tc>
+          <w:tcPr>
             <w:tcW w:w="2268" w:type="dxa"/>
             <w:noWrap/>
             <w:vAlign w:val="center"/>
@@ -1719,51 +1750,20 @@
             </w:pPr>
             <w:r>
               <w:rPr>
-                <w:rFonts w:ascii="Sylfaen" w:eastAsia="Arial" w:hAnsi="Sylfaen" w:cs="Arial"/>
-                <w:b/>
-                <w:bCs/>
-                <w:color w:val="525252" w:themeColor="accent3" w:themeShade="80"/>
-                <w:sz w:val="18"/>
-                <w:szCs w:val="18"/>
-              </w:rPr>
-              <w:t>[Existing Conveyance]</w:t>
+                <w:rFonts w:ascii="Sylfaen" w:hAnsi="Sylfaen" w:cs="Arial"/>
+                <w:b/>
+                <w:bCs/>
+                <w:color w:val="525252" w:themeColor="accent3" w:themeShade="80"/>
+                <w:sz w:val="18"/>
+                <w:szCs w:val="18"/>
+              </w:rPr>
+              <w:t>[New Conveyance]</w:t>
             </w:r>
           </w:p>
         </w:tc>
         <w:tc>
           <w:tcPr>
             <w:tcW w:w="2410" w:type="dxa"/>
-            <w:noWrap/>
-            <w:vAlign w:val="center"/>
-          </w:tcPr>
-          <w:p>
-            <w:pPr>
-              <w:jc w:val="right"/>
-              <w:rPr>
-                <w:rFonts w:ascii="Sylfaen" w:hAnsi="Sylfaen" w:cs="Arial"/>
-                <w:b/>
-                <w:bCs/>
-                <w:color w:val="525252" w:themeColor="accent3" w:themeShade="80"/>
-                <w:sz w:val="18"/>
-                <w:szCs w:val="18"/>
-              </w:rPr>
-            </w:pPr>
-            <w:r>
-              <w:rPr>
-                <w:rFonts w:ascii="Sylfaen" w:hAnsi="Sylfaen" w:cs="Arial"/>
-                <w:b/>
-                <w:bCs/>
-                <w:color w:val="525252" w:themeColor="accent3" w:themeShade="80"/>
-                <w:sz w:val="18"/>
-                <w:szCs w:val="18"/>
-              </w:rPr>
-              <w:t>[New Conveyance]</w:t>
-            </w:r>
-          </w:p>
-        </w:tc>
-        <w:tc>
-          <w:tcPr>
-            <w:tcW w:w="2044" w:type="dxa"/>
             <w:noWrap/>
             <w:vAlign w:val="center"/>
           </w:tcPr>
@@ -1799,7 +1799,7 @@
         </w:trPr>
         <w:tc>
           <w:tcPr>
-            <w:tcW w:w="2974" w:type="dxa"/>
+            <w:tcW w:w="2549" w:type="dxa"/>
             <w:vAlign w:val="center"/>
           </w:tcPr>
           <w:p>
@@ -1828,6 +1828,37 @@
         </w:tc>
         <w:tc>
           <w:tcPr>
+            <w:tcW w:w="2693" w:type="dxa"/>
+            <w:noWrap/>
+            <w:vAlign w:val="center"/>
+          </w:tcPr>
+          <w:p>
+            <w:pPr>
+              <w:jc w:val="right"/>
+              <w:rPr>
+                <w:rFonts w:ascii="Sylfaen" w:hAnsi="Sylfaen" w:cs="Arial"/>
+                <w:b/>
+                <w:bCs/>
+                <w:color w:val="525252" w:themeColor="accent3" w:themeShade="80"/>
+                <w:sz w:val="18"/>
+                <w:szCs w:val="18"/>
+              </w:rPr>
+            </w:pPr>
+            <w:r>
+              <w:rPr>
+                <w:rFonts w:ascii="Sylfaen" w:hAnsi="Sylfaen" w:cs="Arial"/>
+                <w:b/>
+                <w:bCs/>
+                <w:color w:val="525252" w:themeColor="accent3" w:themeShade="80"/>
+                <w:sz w:val="18"/>
+                <w:szCs w:val="18"/>
+              </w:rPr>
+              <w:t>[Existing Special Allowances]</w:t>
+            </w:r>
+          </w:p>
+        </w:tc>
+        <w:tc>
+          <w:tcPr>
             <w:tcW w:w="2268" w:type="dxa"/>
             <w:noWrap/>
             <w:vAlign w:val="center"/>
@@ -1846,51 +1877,20 @@
             </w:pPr>
             <w:r>
               <w:rPr>
-                <w:rFonts w:ascii="Sylfaen" w:hAnsi="Sylfaen" w:cs="Arial"/>
-                <w:b/>
-                <w:bCs/>
-                <w:color w:val="525252" w:themeColor="accent3" w:themeShade="80"/>
-                <w:sz w:val="18"/>
-                <w:szCs w:val="18"/>
-              </w:rPr>
-              <w:t>[Existing Special Allowances]</w:t>
+                <w:rFonts w:ascii="Sylfaen" w:eastAsia="Arial" w:hAnsi="Sylfaen" w:cs="Arial"/>
+                <w:b/>
+                <w:bCs/>
+                <w:color w:val="525252" w:themeColor="accent3" w:themeShade="80"/>
+                <w:sz w:val="18"/>
+                <w:szCs w:val="18"/>
+              </w:rPr>
+              <w:t>[New Special Allowances]</w:t>
             </w:r>
           </w:p>
         </w:tc>
         <w:tc>
           <w:tcPr>
             <w:tcW w:w="2410" w:type="dxa"/>
-            <w:noWrap/>
-            <w:vAlign w:val="center"/>
-          </w:tcPr>
-          <w:p>
-            <w:pPr>
-              <w:jc w:val="right"/>
-              <w:rPr>
-                <w:rFonts w:ascii="Sylfaen" w:hAnsi="Sylfaen" w:cs="Arial"/>
-                <w:b/>
-                <w:bCs/>
-                <w:color w:val="525252" w:themeColor="accent3" w:themeShade="80"/>
-                <w:sz w:val="18"/>
-                <w:szCs w:val="18"/>
-              </w:rPr>
-            </w:pPr>
-            <w:r>
-              <w:rPr>
-                <w:rFonts w:ascii="Sylfaen" w:eastAsia="Arial" w:hAnsi="Sylfaen" w:cs="Arial"/>
-                <w:b/>
-                <w:bCs/>
-                <w:color w:val="525252" w:themeColor="accent3" w:themeShade="80"/>
-                <w:sz w:val="18"/>
-                <w:szCs w:val="18"/>
-              </w:rPr>
-              <w:t>[New Special Allowances]</w:t>
-            </w:r>
-          </w:p>
-        </w:tc>
-        <w:tc>
-          <w:tcPr>
-            <w:tcW w:w="2044" w:type="dxa"/>
             <w:noWrap/>
             <w:vAlign w:val="center"/>
           </w:tcPr>
@@ -1926,7 +1926,7 @@
         </w:trPr>
         <w:tc>
           <w:tcPr>
-            <w:tcW w:w="2974" w:type="dxa"/>
+            <w:tcW w:w="2549" w:type="dxa"/>
             <w:vAlign w:val="center"/>
           </w:tcPr>
           <w:p>
@@ -1955,6 +1955,37 @@
         </w:tc>
         <w:tc>
           <w:tcPr>
+            <w:tcW w:w="2693" w:type="dxa"/>
+            <w:noWrap/>
+            <w:vAlign w:val="center"/>
+          </w:tcPr>
+          <w:p>
+            <w:pPr>
+              <w:jc w:val="right"/>
+              <w:rPr>
+                <w:rFonts w:ascii="Sylfaen" w:hAnsi="Sylfaen" w:cs="Arial"/>
+                <w:b/>
+                <w:bCs/>
+                <w:color w:val="525252" w:themeColor="accent3" w:themeShade="80"/>
+                <w:sz w:val="18"/>
+                <w:szCs w:val="18"/>
+              </w:rPr>
+            </w:pPr>
+            <w:r>
+              <w:rPr>
+                <w:rFonts w:ascii="Sylfaen" w:eastAsia="Arial" w:hAnsi="Sylfaen" w:cs="Arial"/>
+                <w:b/>
+                <w:bCs/>
+                <w:color w:val="525252" w:themeColor="accent3" w:themeShade="80"/>
+                <w:sz w:val="18"/>
+                <w:szCs w:val="18"/>
+              </w:rPr>
+              <w:t>[Existing Medical Allowance]</w:t>
+            </w:r>
+          </w:p>
+        </w:tc>
+        <w:tc>
+          <w:tcPr>
             <w:tcW w:w="2268" w:type="dxa"/>
             <w:noWrap/>
             <w:vAlign w:val="center"/>
@@ -1980,44 +2011,13 @@
                 <w:sz w:val="18"/>
                 <w:szCs w:val="18"/>
               </w:rPr>
-              <w:t>[Existing Medical Allowance]</w:t>
+              <w:t>[New Medical Allowance]</w:t>
             </w:r>
           </w:p>
         </w:tc>
         <w:tc>
           <w:tcPr>
             <w:tcW w:w="2410" w:type="dxa"/>
-            <w:noWrap/>
-            <w:vAlign w:val="center"/>
-          </w:tcPr>
-          <w:p>
-            <w:pPr>
-              <w:jc w:val="right"/>
-              <w:rPr>
-                <w:rFonts w:ascii="Sylfaen" w:hAnsi="Sylfaen" w:cs="Arial"/>
-                <w:b/>
-                <w:bCs/>
-                <w:color w:val="525252" w:themeColor="accent3" w:themeShade="80"/>
-                <w:sz w:val="18"/>
-                <w:szCs w:val="18"/>
-              </w:rPr>
-            </w:pPr>
-            <w:r>
-              <w:rPr>
-                <w:rFonts w:ascii="Sylfaen" w:eastAsia="Arial" w:hAnsi="Sylfaen" w:cs="Arial"/>
-                <w:b/>
-                <w:bCs/>
-                <w:color w:val="525252" w:themeColor="accent3" w:themeShade="80"/>
-                <w:sz w:val="18"/>
-                <w:szCs w:val="18"/>
-              </w:rPr>
-              <w:t>[New Medical Allowance]</w:t>
-            </w:r>
-          </w:p>
-        </w:tc>
-        <w:tc>
-          <w:tcPr>
-            <w:tcW w:w="2044" w:type="dxa"/>
             <w:noWrap/>
             <w:vAlign w:val="center"/>
           </w:tcPr>
@@ -2053,7 +2053,7 @@
         </w:trPr>
         <w:tc>
           <w:tcPr>
-            <w:tcW w:w="2974" w:type="dxa"/>
+            <w:tcW w:w="2549" w:type="dxa"/>
             <w:vAlign w:val="center"/>
           </w:tcPr>
           <w:p>
@@ -2082,6 +2082,37 @@
         </w:tc>
         <w:tc>
           <w:tcPr>
+            <w:tcW w:w="2693" w:type="dxa"/>
+            <w:noWrap/>
+            <w:vAlign w:val="center"/>
+          </w:tcPr>
+          <w:p>
+            <w:pPr>
+              <w:jc w:val="right"/>
+              <w:rPr>
+                <w:rFonts w:ascii="Sylfaen" w:eastAsia="Arial" w:hAnsi="Sylfaen" w:cs="Arial"/>
+                <w:b/>
+                <w:bCs/>
+                <w:color w:val="525252" w:themeColor="accent3" w:themeShade="80"/>
+                <w:sz w:val="18"/>
+                <w:szCs w:val="18"/>
+              </w:rPr>
+            </w:pPr>
+            <w:r>
+              <w:rPr>
+                <w:rFonts w:ascii="Sylfaen" w:eastAsia="Arial" w:hAnsi="Sylfaen" w:cs="Arial"/>
+                <w:b/>
+                <w:bCs/>
+                <w:color w:val="525252" w:themeColor="accent3" w:themeShade="80"/>
+                <w:sz w:val="18"/>
+                <w:szCs w:val="18"/>
+              </w:rPr>
+              <w:t>[Existing Bonus]</w:t>
+            </w:r>
+          </w:p>
+        </w:tc>
+        <w:tc>
+          <w:tcPr>
             <w:tcW w:w="2268" w:type="dxa"/>
             <w:noWrap/>
             <w:vAlign w:val="center"/>
@@ -2107,44 +2138,13 @@
                 <w:sz w:val="18"/>
                 <w:szCs w:val="18"/>
               </w:rPr>
-              <w:t>[Existing Bonus]</w:t>
+              <w:t>[New Bonus]</w:t>
             </w:r>
           </w:p>
         </w:tc>
         <w:tc>
           <w:tcPr>
             <w:tcW w:w="2410" w:type="dxa"/>
-            <w:noWrap/>
-            <w:vAlign w:val="center"/>
-          </w:tcPr>
-          <w:p>
-            <w:pPr>
-              <w:jc w:val="right"/>
-              <w:rPr>
-                <w:rFonts w:ascii="Sylfaen" w:eastAsia="Arial" w:hAnsi="Sylfaen" w:cs="Arial"/>
-                <w:b/>
-                <w:bCs/>
-                <w:color w:val="525252" w:themeColor="accent3" w:themeShade="80"/>
-                <w:sz w:val="18"/>
-                <w:szCs w:val="18"/>
-              </w:rPr>
-            </w:pPr>
-            <w:r>
-              <w:rPr>
-                <w:rFonts w:ascii="Sylfaen" w:eastAsia="Arial" w:hAnsi="Sylfaen" w:cs="Arial"/>
-                <w:b/>
-                <w:bCs/>
-                <w:color w:val="525252" w:themeColor="accent3" w:themeShade="80"/>
-                <w:sz w:val="18"/>
-                <w:szCs w:val="18"/>
-              </w:rPr>
-              <w:t>[New Bonus]</w:t>
-            </w:r>
-          </w:p>
-        </w:tc>
-        <w:tc>
-          <w:tcPr>
-            <w:tcW w:w="2044" w:type="dxa"/>
             <w:noWrap/>
             <w:vAlign w:val="center"/>
           </w:tcPr>
@@ -2180,7 +2180,7 @@
         </w:trPr>
         <w:tc>
           <w:tcPr>
-            <w:tcW w:w="2974" w:type="dxa"/>
+            <w:tcW w:w="2549" w:type="dxa"/>
             <w:shd w:val="clear" w:color="auto" w:fill="D5DCE4" w:themeFill="text2" w:themeFillTint="33"/>
             <w:vAlign w:val="center"/>
           </w:tcPr>
@@ -2199,6 +2199,30 @@
                 <w:color w:val="2C2C2C"/>
               </w:rPr>
               <w:t>Total Gross</w:t>
+            </w:r>
+          </w:p>
+        </w:tc>
+        <w:tc>
+          <w:tcPr>
+            <w:tcW w:w="2693" w:type="dxa"/>
+            <w:shd w:val="clear" w:color="auto" w:fill="D5DCE4" w:themeFill="text2" w:themeFillTint="33"/>
+            <w:noWrap/>
+            <w:vAlign w:val="center"/>
+          </w:tcPr>
+          <w:p>
+            <w:pPr>
+              <w:jc w:val="right"/>
+              <w:rPr>
+                <w:rFonts w:ascii="Sylfaen" w:eastAsia="Arial" w:hAnsi="Sylfaen" w:cs="Arial"/>
+                <w:color w:val="2C2C2C"/>
+              </w:rPr>
+            </w:pPr>
+            <w:r>
+              <w:rPr>
+                <w:rFonts w:ascii="Sylfaen" w:eastAsia="Arial" w:hAnsi="Sylfaen" w:cs="Arial"/>
+                <w:color w:val="2C2C2C"/>
+              </w:rPr>
+              <w:t>[Existing Total Gross]</w:t>
             </w:r>
           </w:p>
         </w:tc>
@@ -2222,37 +2246,13 @@
                 <w:rFonts w:ascii="Sylfaen" w:eastAsia="Arial" w:hAnsi="Sylfaen" w:cs="Arial"/>
                 <w:color w:val="2C2C2C"/>
               </w:rPr>
-              <w:t>[Existing Total Gross]</w:t>
+              <w:t>[New Total Gross]</w:t>
             </w:r>
           </w:p>
         </w:tc>
         <w:tc>
           <w:tcPr>
             <w:tcW w:w="2410" w:type="dxa"/>
-            <w:shd w:val="clear" w:color="auto" w:fill="D5DCE4" w:themeFill="text2" w:themeFillTint="33"/>
-            <w:noWrap/>
-            <w:vAlign w:val="center"/>
-          </w:tcPr>
-          <w:p>
-            <w:pPr>
-              <w:jc w:val="right"/>
-              <w:rPr>
-                <w:rFonts w:ascii="Sylfaen" w:eastAsia="Arial" w:hAnsi="Sylfaen" w:cs="Arial"/>
-                <w:color w:val="2C2C2C"/>
-              </w:rPr>
-            </w:pPr>
-            <w:r>
-              <w:rPr>
-                <w:rFonts w:ascii="Sylfaen" w:eastAsia="Arial" w:hAnsi="Sylfaen" w:cs="Arial"/>
-                <w:color w:val="2C2C2C"/>
-              </w:rPr>
-              <w:t>[New Total Gross]</w:t>
-            </w:r>
-          </w:p>
-        </w:tc>
-        <w:tc>
-          <w:tcPr>
-            <w:tcW w:w="2044" w:type="dxa"/>
             <w:shd w:val="clear" w:color="auto" w:fill="D5DCE4" w:themeFill="text2" w:themeFillTint="33"/>
             <w:noWrap/>
             <w:vAlign w:val="center"/>
@@ -2281,7 +2281,7 @@
         </w:trPr>
         <w:tc>
           <w:tcPr>
-            <w:tcW w:w="2974" w:type="dxa"/>
+            <w:tcW w:w="2549" w:type="dxa"/>
             <w:vAlign w:val="center"/>
           </w:tcPr>
           <w:p>
@@ -2310,6 +2310,37 @@
         </w:tc>
         <w:tc>
           <w:tcPr>
+            <w:tcW w:w="2693" w:type="dxa"/>
+            <w:noWrap/>
+            <w:vAlign w:val="center"/>
+          </w:tcPr>
+          <w:p>
+            <w:pPr>
+              <w:jc w:val="right"/>
+              <w:rPr>
+                <w:rFonts w:ascii="Sylfaen" w:eastAsia="Arial" w:hAnsi="Sylfaen" w:cs="Arial"/>
+                <w:b/>
+                <w:bCs/>
+                <w:color w:val="525252" w:themeColor="accent3" w:themeShade="80"/>
+                <w:sz w:val="18"/>
+                <w:szCs w:val="18"/>
+              </w:rPr>
+            </w:pPr>
+            <w:r>
+              <w:rPr>
+                <w:rFonts w:ascii="Sylfaen" w:eastAsia="Arial" w:hAnsi="Sylfaen" w:cs="Arial"/>
+                <w:b/>
+                <w:bCs/>
+                <w:color w:val="525252" w:themeColor="accent3" w:themeShade="80"/>
+                <w:sz w:val="18"/>
+                <w:szCs w:val="18"/>
+              </w:rPr>
+              <w:t>[Existing Employee PF]</w:t>
+            </w:r>
+          </w:p>
+        </w:tc>
+        <w:tc>
+          <w:tcPr>
             <w:tcW w:w="2268" w:type="dxa"/>
             <w:noWrap/>
             <w:vAlign w:val="center"/>
@@ -2335,44 +2366,13 @@
                 <w:sz w:val="18"/>
                 <w:szCs w:val="18"/>
               </w:rPr>
-              <w:t>[Existing Employee PF]</w:t>
+              <w:t>[New Employee PF]</w:t>
             </w:r>
           </w:p>
         </w:tc>
         <w:tc>
           <w:tcPr>
             <w:tcW w:w="2410" w:type="dxa"/>
-            <w:noWrap/>
-            <w:vAlign w:val="center"/>
-          </w:tcPr>
-          <w:p>
-            <w:pPr>
-              <w:jc w:val="right"/>
-              <w:rPr>
-                <w:rFonts w:ascii="Sylfaen" w:eastAsia="Arial" w:hAnsi="Sylfaen" w:cs="Arial"/>
-                <w:b/>
-                <w:bCs/>
-                <w:color w:val="525252" w:themeColor="accent3" w:themeShade="80"/>
-                <w:sz w:val="18"/>
-                <w:szCs w:val="18"/>
-              </w:rPr>
-            </w:pPr>
-            <w:r>
-              <w:rPr>
-                <w:rFonts w:ascii="Sylfaen" w:eastAsia="Arial" w:hAnsi="Sylfaen" w:cs="Arial"/>
-                <w:b/>
-                <w:bCs/>
-                <w:color w:val="525252" w:themeColor="accent3" w:themeShade="80"/>
-                <w:sz w:val="18"/>
-                <w:szCs w:val="18"/>
-              </w:rPr>
-              <w:t>[New Employee PF]</w:t>
-            </w:r>
-          </w:p>
-        </w:tc>
-        <w:tc>
-          <w:tcPr>
-            <w:tcW w:w="2044" w:type="dxa"/>
             <w:noWrap/>
             <w:vAlign w:val="center"/>
           </w:tcPr>
@@ -2408,7 +2408,7 @@
         </w:trPr>
         <w:tc>
           <w:tcPr>
-            <w:tcW w:w="2974" w:type="dxa"/>
+            <w:tcW w:w="2549" w:type="dxa"/>
             <w:vAlign w:val="center"/>
           </w:tcPr>
           <w:p>
@@ -2437,6 +2437,37 @@
         </w:tc>
         <w:tc>
           <w:tcPr>
+            <w:tcW w:w="2693" w:type="dxa"/>
+            <w:noWrap/>
+            <w:vAlign w:val="center"/>
+          </w:tcPr>
+          <w:p>
+            <w:pPr>
+              <w:jc w:val="right"/>
+              <w:rPr>
+                <w:rFonts w:ascii="Sylfaen" w:eastAsia="Arial" w:hAnsi="Sylfaen" w:cs="Arial"/>
+                <w:b/>
+                <w:bCs/>
+                <w:color w:val="525252" w:themeColor="accent3" w:themeShade="80"/>
+                <w:sz w:val="18"/>
+                <w:szCs w:val="18"/>
+              </w:rPr>
+            </w:pPr>
+            <w:r>
+              <w:rPr>
+                <w:rFonts w:ascii="Sylfaen" w:eastAsia="Arial" w:hAnsi="Sylfaen" w:cs="Arial"/>
+                <w:b/>
+                <w:bCs/>
+                <w:color w:val="525252" w:themeColor="accent3" w:themeShade="80"/>
+                <w:sz w:val="18"/>
+                <w:szCs w:val="18"/>
+              </w:rPr>
+              <w:t>[Existing Employee ESIC]</w:t>
+            </w:r>
+          </w:p>
+        </w:tc>
+        <w:tc>
+          <w:tcPr>
             <w:tcW w:w="2268" w:type="dxa"/>
             <w:noWrap/>
             <w:vAlign w:val="center"/>
@@ -2462,44 +2493,13 @@
                 <w:sz w:val="18"/>
                 <w:szCs w:val="18"/>
               </w:rPr>
-              <w:t>[Existing Employee ESIC]</w:t>
+              <w:t>[New Employee ESIC]</w:t>
             </w:r>
           </w:p>
         </w:tc>
         <w:tc>
           <w:tcPr>
             <w:tcW w:w="2410" w:type="dxa"/>
-            <w:noWrap/>
-            <w:vAlign w:val="center"/>
-          </w:tcPr>
-          <w:p>
-            <w:pPr>
-              <w:jc w:val="right"/>
-              <w:rPr>
-                <w:rFonts w:ascii="Sylfaen" w:eastAsia="Arial" w:hAnsi="Sylfaen" w:cs="Arial"/>
-                <w:b/>
-                <w:bCs/>
-                <w:color w:val="525252" w:themeColor="accent3" w:themeShade="80"/>
-                <w:sz w:val="18"/>
-                <w:szCs w:val="18"/>
-              </w:rPr>
-            </w:pPr>
-            <w:r>
-              <w:rPr>
-                <w:rFonts w:ascii="Sylfaen" w:eastAsia="Arial" w:hAnsi="Sylfaen" w:cs="Arial"/>
-                <w:b/>
-                <w:bCs/>
-                <w:color w:val="525252" w:themeColor="accent3" w:themeShade="80"/>
-                <w:sz w:val="18"/>
-                <w:szCs w:val="18"/>
-              </w:rPr>
-              <w:t>[New Employee ESIC]</w:t>
-            </w:r>
-          </w:p>
-        </w:tc>
-        <w:tc>
-          <w:tcPr>
-            <w:tcW w:w="2044" w:type="dxa"/>
             <w:noWrap/>
             <w:vAlign w:val="center"/>
           </w:tcPr>
@@ -2535,7 +2535,7 @@
         </w:trPr>
         <w:tc>
           <w:tcPr>
-            <w:tcW w:w="2974" w:type="dxa"/>
+            <w:tcW w:w="2549" w:type="dxa"/>
             <w:vAlign w:val="center"/>
           </w:tcPr>
           <w:p>
@@ -2564,6 +2564,37 @@
         </w:tc>
         <w:tc>
           <w:tcPr>
+            <w:tcW w:w="2693" w:type="dxa"/>
+            <w:noWrap/>
+            <w:vAlign w:val="center"/>
+          </w:tcPr>
+          <w:p>
+            <w:pPr>
+              <w:jc w:val="right"/>
+              <w:rPr>
+                <w:rFonts w:ascii="Sylfaen" w:eastAsia="Arial" w:hAnsi="Sylfaen" w:cs="Arial"/>
+                <w:b/>
+                <w:bCs/>
+                <w:color w:val="525252" w:themeColor="accent3" w:themeShade="80"/>
+                <w:sz w:val="18"/>
+                <w:szCs w:val="18"/>
+              </w:rPr>
+            </w:pPr>
+            <w:r>
+              <w:rPr>
+                <w:rFonts w:ascii="Sylfaen" w:eastAsia="Arial" w:hAnsi="Sylfaen" w:cs="Arial"/>
+                <w:b/>
+                <w:bCs/>
+                <w:color w:val="525252" w:themeColor="accent3" w:themeShade="80"/>
+                <w:sz w:val="18"/>
+                <w:szCs w:val="18"/>
+              </w:rPr>
+              <w:t>[Existing Employee LWF]</w:t>
+            </w:r>
+          </w:p>
+        </w:tc>
+        <w:tc>
+          <w:tcPr>
             <w:tcW w:w="2268" w:type="dxa"/>
             <w:noWrap/>
             <w:vAlign w:val="center"/>
@@ -2589,44 +2620,13 @@
                 <w:sz w:val="18"/>
                 <w:szCs w:val="18"/>
               </w:rPr>
-              <w:t>[Existing Employee LWF]</w:t>
+              <w:t>[New Employee LWF]</w:t>
             </w:r>
           </w:p>
         </w:tc>
         <w:tc>
           <w:tcPr>
             <w:tcW w:w="2410" w:type="dxa"/>
-            <w:noWrap/>
-            <w:vAlign w:val="center"/>
-          </w:tcPr>
-          <w:p>
-            <w:pPr>
-              <w:jc w:val="right"/>
-              <w:rPr>
-                <w:rFonts w:ascii="Sylfaen" w:eastAsia="Arial" w:hAnsi="Sylfaen" w:cs="Arial"/>
-                <w:b/>
-                <w:bCs/>
-                <w:color w:val="525252" w:themeColor="accent3" w:themeShade="80"/>
-                <w:sz w:val="18"/>
-                <w:szCs w:val="18"/>
-              </w:rPr>
-            </w:pPr>
-            <w:r>
-              <w:rPr>
-                <w:rFonts w:ascii="Sylfaen" w:eastAsia="Arial" w:hAnsi="Sylfaen" w:cs="Arial"/>
-                <w:b/>
-                <w:bCs/>
-                <w:color w:val="525252" w:themeColor="accent3" w:themeShade="80"/>
-                <w:sz w:val="18"/>
-                <w:szCs w:val="18"/>
-              </w:rPr>
-              <w:t>[New Employee LWF]</w:t>
-            </w:r>
-          </w:p>
-        </w:tc>
-        <w:tc>
-          <w:tcPr>
-            <w:tcW w:w="2044" w:type="dxa"/>
             <w:noWrap/>
             <w:vAlign w:val="center"/>
           </w:tcPr>
@@ -2662,7 +2662,7 @@
         </w:trPr>
         <w:tc>
           <w:tcPr>
-            <w:tcW w:w="2974" w:type="dxa"/>
+            <w:tcW w:w="2549" w:type="dxa"/>
             <w:shd w:val="clear" w:color="auto" w:fill="D5DCE4" w:themeFill="text2" w:themeFillTint="33"/>
             <w:vAlign w:val="center"/>
           </w:tcPr>
@@ -2681,6 +2681,30 @@
                 <w:color w:val="2C2C2C"/>
               </w:rPr>
               <w:t>Take Home</w:t>
+            </w:r>
+          </w:p>
+        </w:tc>
+        <w:tc>
+          <w:tcPr>
+            <w:tcW w:w="2693" w:type="dxa"/>
+            <w:shd w:val="clear" w:color="auto" w:fill="D5DCE4" w:themeFill="text2" w:themeFillTint="33"/>
+            <w:noWrap/>
+            <w:vAlign w:val="center"/>
+          </w:tcPr>
+          <w:p>
+            <w:pPr>
+              <w:jc w:val="right"/>
+              <w:rPr>
+                <w:rFonts w:ascii="Sylfaen" w:eastAsia="Arial" w:hAnsi="Sylfaen" w:cs="Arial"/>
+                <w:color w:val="2C2C2C"/>
+              </w:rPr>
+            </w:pPr>
+            <w:r>
+              <w:rPr>
+                <w:rFonts w:ascii="Sylfaen" w:eastAsia="Arial" w:hAnsi="Sylfaen" w:cs="Arial"/>
+                <w:color w:val="2C2C2C"/>
+              </w:rPr>
+              <w:t>[Existing Take Home]</w:t>
             </w:r>
           </w:p>
         </w:tc>
@@ -2704,37 +2728,13 @@
                 <w:rFonts w:ascii="Sylfaen" w:eastAsia="Arial" w:hAnsi="Sylfaen" w:cs="Arial"/>
                 <w:color w:val="2C2C2C"/>
               </w:rPr>
-              <w:t>[Existing Take Home]</w:t>
+              <w:t>[New Take Home]</w:t>
             </w:r>
           </w:p>
         </w:tc>
         <w:tc>
           <w:tcPr>
             <w:tcW w:w="2410" w:type="dxa"/>
-            <w:shd w:val="clear" w:color="auto" w:fill="D5DCE4" w:themeFill="text2" w:themeFillTint="33"/>
-            <w:noWrap/>
-            <w:vAlign w:val="center"/>
-          </w:tcPr>
-          <w:p>
-            <w:pPr>
-              <w:jc w:val="right"/>
-              <w:rPr>
-                <w:rFonts w:ascii="Sylfaen" w:eastAsia="Arial" w:hAnsi="Sylfaen" w:cs="Arial"/>
-                <w:color w:val="2C2C2C"/>
-              </w:rPr>
-            </w:pPr>
-            <w:r>
-              <w:rPr>
-                <w:rFonts w:ascii="Sylfaen" w:eastAsia="Arial" w:hAnsi="Sylfaen" w:cs="Arial"/>
-                <w:color w:val="2C2C2C"/>
-              </w:rPr>
-              <w:t>[New Take Home]</w:t>
-            </w:r>
-          </w:p>
-        </w:tc>
-        <w:tc>
-          <w:tcPr>
-            <w:tcW w:w="2044" w:type="dxa"/>
             <w:shd w:val="clear" w:color="auto" w:fill="D5DCE4" w:themeFill="text2" w:themeFillTint="33"/>
             <w:noWrap/>
             <w:vAlign w:val="center"/>
@@ -2763,7 +2763,7 @@
         </w:trPr>
         <w:tc>
           <w:tcPr>
-            <w:tcW w:w="2974" w:type="dxa"/>
+            <w:tcW w:w="2549" w:type="dxa"/>
             <w:vAlign w:val="center"/>
           </w:tcPr>
           <w:p>
@@ -2792,6 +2792,37 @@
         </w:tc>
         <w:tc>
           <w:tcPr>
+            <w:tcW w:w="2693" w:type="dxa"/>
+            <w:noWrap/>
+            <w:vAlign w:val="center"/>
+          </w:tcPr>
+          <w:p>
+            <w:pPr>
+              <w:jc w:val="right"/>
+              <w:rPr>
+                <w:rFonts w:ascii="Sylfaen" w:eastAsia="Arial" w:hAnsi="Sylfaen" w:cs="Arial"/>
+                <w:b/>
+                <w:bCs/>
+                <w:color w:val="525252" w:themeColor="accent3" w:themeShade="80"/>
+                <w:sz w:val="18"/>
+                <w:szCs w:val="18"/>
+              </w:rPr>
+            </w:pPr>
+            <w:r>
+              <w:rPr>
+                <w:rFonts w:ascii="Sylfaen" w:eastAsia="Arial" w:hAnsi="Sylfaen" w:cs="Arial"/>
+                <w:b/>
+                <w:bCs/>
+                <w:color w:val="525252" w:themeColor="accent3" w:themeShade="80"/>
+                <w:sz w:val="18"/>
+                <w:szCs w:val="18"/>
+              </w:rPr>
+              <w:t>[Existing Company PF]</w:t>
+            </w:r>
+          </w:p>
+        </w:tc>
+        <w:tc>
+          <w:tcPr>
             <w:tcW w:w="2268" w:type="dxa"/>
             <w:noWrap/>
             <w:vAlign w:val="center"/>
@@ -2817,44 +2848,13 @@
                 <w:sz w:val="18"/>
                 <w:szCs w:val="18"/>
               </w:rPr>
-              <w:t>[Existing Company PF]</w:t>
+              <w:t>[New Company PF]</w:t>
             </w:r>
           </w:p>
         </w:tc>
         <w:tc>
           <w:tcPr>
             <w:tcW w:w="2410" w:type="dxa"/>
-            <w:noWrap/>
-            <w:vAlign w:val="center"/>
-          </w:tcPr>
-          <w:p>
-            <w:pPr>
-              <w:jc w:val="right"/>
-              <w:rPr>
-                <w:rFonts w:ascii="Sylfaen" w:eastAsia="Arial" w:hAnsi="Sylfaen" w:cs="Arial"/>
-                <w:b/>
-                <w:bCs/>
-                <w:color w:val="525252" w:themeColor="accent3" w:themeShade="80"/>
-                <w:sz w:val="18"/>
-                <w:szCs w:val="18"/>
-              </w:rPr>
-            </w:pPr>
-            <w:r>
-              <w:rPr>
-                <w:rFonts w:ascii="Sylfaen" w:eastAsia="Arial" w:hAnsi="Sylfaen" w:cs="Arial"/>
-                <w:b/>
-                <w:bCs/>
-                <w:color w:val="525252" w:themeColor="accent3" w:themeShade="80"/>
-                <w:sz w:val="18"/>
-                <w:szCs w:val="18"/>
-              </w:rPr>
-              <w:t>[New Company PF]</w:t>
-            </w:r>
-          </w:p>
-        </w:tc>
-        <w:tc>
-          <w:tcPr>
-            <w:tcW w:w="2044" w:type="dxa"/>
             <w:noWrap/>
             <w:vAlign w:val="center"/>
           </w:tcPr>
@@ -2890,7 +2890,7 @@
         </w:trPr>
         <w:tc>
           <w:tcPr>
-            <w:tcW w:w="2974" w:type="dxa"/>
+            <w:tcW w:w="2549" w:type="dxa"/>
             <w:vAlign w:val="center"/>
           </w:tcPr>
           <w:p>
@@ -2919,6 +2919,37 @@
         </w:tc>
         <w:tc>
           <w:tcPr>
+            <w:tcW w:w="2693" w:type="dxa"/>
+            <w:noWrap/>
+            <w:vAlign w:val="center"/>
+          </w:tcPr>
+          <w:p>
+            <w:pPr>
+              <w:jc w:val="right"/>
+              <w:rPr>
+                <w:rFonts w:ascii="Sylfaen" w:eastAsia="Arial" w:hAnsi="Sylfaen" w:cs="Arial"/>
+                <w:b/>
+                <w:bCs/>
+                <w:color w:val="525252" w:themeColor="accent3" w:themeShade="80"/>
+                <w:sz w:val="18"/>
+                <w:szCs w:val="18"/>
+              </w:rPr>
+            </w:pPr>
+            <w:r>
+              <w:rPr>
+                <w:rFonts w:ascii="Sylfaen" w:eastAsia="Arial" w:hAnsi="Sylfaen" w:cs="Arial"/>
+                <w:b/>
+                <w:bCs/>
+                <w:color w:val="525252" w:themeColor="accent3" w:themeShade="80"/>
+                <w:sz w:val="18"/>
+                <w:szCs w:val="18"/>
+              </w:rPr>
+              <w:t>[Existing Company ESIC]</w:t>
+            </w:r>
+          </w:p>
+        </w:tc>
+        <w:tc>
+          <w:tcPr>
             <w:tcW w:w="2268" w:type="dxa"/>
             <w:noWrap/>
             <w:vAlign w:val="center"/>
@@ -2944,44 +2975,13 @@
                 <w:sz w:val="18"/>
                 <w:szCs w:val="18"/>
               </w:rPr>
-              <w:t>[Existing Company ESIC]</w:t>
+              <w:t>[New Company ESIC]</w:t>
             </w:r>
           </w:p>
         </w:tc>
         <w:tc>
           <w:tcPr>
             <w:tcW w:w="2410" w:type="dxa"/>
-            <w:noWrap/>
-            <w:vAlign w:val="center"/>
-          </w:tcPr>
-          <w:p>
-            <w:pPr>
-              <w:jc w:val="right"/>
-              <w:rPr>
-                <w:rFonts w:ascii="Sylfaen" w:eastAsia="Arial" w:hAnsi="Sylfaen" w:cs="Arial"/>
-                <w:b/>
-                <w:bCs/>
-                <w:color w:val="525252" w:themeColor="accent3" w:themeShade="80"/>
-                <w:sz w:val="18"/>
-                <w:szCs w:val="18"/>
-              </w:rPr>
-            </w:pPr>
-            <w:r>
-              <w:rPr>
-                <w:rFonts w:ascii="Sylfaen" w:eastAsia="Arial" w:hAnsi="Sylfaen" w:cs="Arial"/>
-                <w:b/>
-                <w:bCs/>
-                <w:color w:val="525252" w:themeColor="accent3" w:themeShade="80"/>
-                <w:sz w:val="18"/>
-                <w:szCs w:val="18"/>
-              </w:rPr>
-              <w:t>[New Company ESIC]</w:t>
-            </w:r>
-          </w:p>
-        </w:tc>
-        <w:tc>
-          <w:tcPr>
-            <w:tcW w:w="2044" w:type="dxa"/>
             <w:noWrap/>
             <w:vAlign w:val="center"/>
           </w:tcPr>
@@ -3017,7 +3017,7 @@
         </w:trPr>
         <w:tc>
           <w:tcPr>
-            <w:tcW w:w="2974" w:type="dxa"/>
+            <w:tcW w:w="2549" w:type="dxa"/>
             <w:vAlign w:val="center"/>
           </w:tcPr>
           <w:p>
@@ -3046,6 +3046,37 @@
         </w:tc>
         <w:tc>
           <w:tcPr>
+            <w:tcW w:w="2693" w:type="dxa"/>
+            <w:noWrap/>
+            <w:vAlign w:val="center"/>
+          </w:tcPr>
+          <w:p>
+            <w:pPr>
+              <w:jc w:val="right"/>
+              <w:rPr>
+                <w:rFonts w:ascii="Sylfaen" w:eastAsia="Arial" w:hAnsi="Sylfaen" w:cs="Arial"/>
+                <w:b/>
+                <w:bCs/>
+                <w:color w:val="525252" w:themeColor="accent3" w:themeShade="80"/>
+                <w:sz w:val="18"/>
+                <w:szCs w:val="18"/>
+              </w:rPr>
+            </w:pPr>
+            <w:r>
+              <w:rPr>
+                <w:rFonts w:ascii="Sylfaen" w:eastAsia="Arial" w:hAnsi="Sylfaen" w:cs="Arial"/>
+                <w:b/>
+                <w:bCs/>
+                <w:color w:val="525252" w:themeColor="accent3" w:themeShade="80"/>
+                <w:sz w:val="18"/>
+                <w:szCs w:val="18"/>
+              </w:rPr>
+              <w:t>[Existing Company LWF]</w:t>
+            </w:r>
+          </w:p>
+        </w:tc>
+        <w:tc>
+          <w:tcPr>
             <w:tcW w:w="2268" w:type="dxa"/>
             <w:noWrap/>
             <w:vAlign w:val="center"/>
@@ -3071,44 +3102,13 @@
                 <w:sz w:val="18"/>
                 <w:szCs w:val="18"/>
               </w:rPr>
-              <w:t>[Existing Company LWF]</w:t>
+              <w:t>[New Company LWF]</w:t>
             </w:r>
           </w:p>
         </w:tc>
         <w:tc>
           <w:tcPr>
             <w:tcW w:w="2410" w:type="dxa"/>
-            <w:noWrap/>
-            <w:vAlign w:val="center"/>
-          </w:tcPr>
-          <w:p>
-            <w:pPr>
-              <w:jc w:val="right"/>
-              <w:rPr>
-                <w:rFonts w:ascii="Sylfaen" w:eastAsia="Arial" w:hAnsi="Sylfaen" w:cs="Arial"/>
-                <w:b/>
-                <w:bCs/>
-                <w:color w:val="525252" w:themeColor="accent3" w:themeShade="80"/>
-                <w:sz w:val="18"/>
-                <w:szCs w:val="18"/>
-              </w:rPr>
-            </w:pPr>
-            <w:r>
-              <w:rPr>
-                <w:rFonts w:ascii="Sylfaen" w:eastAsia="Arial" w:hAnsi="Sylfaen" w:cs="Arial"/>
-                <w:b/>
-                <w:bCs/>
-                <w:color w:val="525252" w:themeColor="accent3" w:themeShade="80"/>
-                <w:sz w:val="18"/>
-                <w:szCs w:val="18"/>
-              </w:rPr>
-              <w:t>[New Company LWF]</w:t>
-            </w:r>
-          </w:p>
-        </w:tc>
-        <w:tc>
-          <w:tcPr>
-            <w:tcW w:w="2044" w:type="dxa"/>
             <w:noWrap/>
             <w:vAlign w:val="center"/>
           </w:tcPr>
@@ -3144,7 +3144,7 @@
         </w:trPr>
         <w:tc>
           <w:tcPr>
-            <w:tcW w:w="2974" w:type="dxa"/>
+            <w:tcW w:w="2549" w:type="dxa"/>
             <w:shd w:val="clear" w:color="auto" w:fill="1F3864" w:themeFill="accent1" w:themeFillShade="80"/>
             <w:vAlign w:val="center"/>
           </w:tcPr>
@@ -3172,7 +3172,7 @@
         </w:tc>
         <w:tc>
           <w:tcPr>
-            <w:tcW w:w="2268" w:type="dxa"/>
+            <w:tcW w:w="2693" w:type="dxa"/>
             <w:shd w:val="clear" w:color="auto" w:fill="1F3864" w:themeFill="accent1" w:themeFillShade="80"/>
             <w:noWrap/>
             <w:vAlign w:val="center"/>
@@ -3200,7 +3200,7 @@
         </w:tc>
         <w:tc>
           <w:tcPr>
-            <w:tcW w:w="2410" w:type="dxa"/>
+            <w:tcW w:w="2268" w:type="dxa"/>
             <w:shd w:val="clear" w:color="auto" w:fill="1F3864" w:themeFill="accent1" w:themeFillShade="80"/>
             <w:noWrap/>
             <w:vAlign w:val="center"/>
@@ -3228,7 +3228,7 @@
         </w:tc>
         <w:tc>
           <w:tcPr>
-            <w:tcW w:w="2044" w:type="dxa"/>
+            <w:tcW w:w="2410" w:type="dxa"/>
             <w:shd w:val="clear" w:color="auto" w:fill="1F3864" w:themeFill="accent1" w:themeFillShade="80"/>
             <w:noWrap/>
             <w:vAlign w:val="center"/>
@@ -3317,6 +3317,7 @@
     </w:p>
     <w:p>
       <w:pPr>
+        <w:spacing w:after="240"/>
         <w:rPr>
           <w:rFonts w:ascii="Sylfaen" w:eastAsia="Arial" w:hAnsi="Sylfaen" w:cs="Arial"/>
           <w:color w:val="2C2C2C"/>

--- a/hr-ai-interviewer/backend/src/templates/increment-letter.docx
+++ b/hr-ai-interviewer/backend/src/templates/increment-letter.docx
@@ -1211,7 +1211,7 @@
               <wp:posOffset>-33020</wp:posOffset>
             </wp:positionH>
             <wp:positionV relativeFrom="paragraph">
-              <wp:posOffset>5452907</wp:posOffset>
+              <wp:posOffset>5285267</wp:posOffset>
             </wp:positionV>
             <wp:extent cx="565785" cy="565150"/>
             <wp:effectExtent l="0" t="0" r="5715" b="6350"/>
@@ -3260,16 +3260,6 @@
       <w:pPr>
         <w:rPr>
           <w:rFonts w:ascii="Sylfaen" w:hAnsi="Sylfaen" w:cs="Arial"/>
-        </w:rPr>
-      </w:pPr>
-    </w:p>
-    <w:p>
-      <w:pPr>
-        <w:rPr>
-          <w:rFonts w:ascii="Sylfaen" w:eastAsia="Arial" w:hAnsi="Sylfaen" w:cs="Arial"/>
-          <w:color w:val="2C2C2C"/>
-          <w:sz w:val="21"/>
-          <w:szCs w:val="21"/>
         </w:rPr>
       </w:pPr>
     </w:p>

--- a/hr-ai-interviewer/backend/src/templates/increment-letter.docx
+++ b/hr-ai-interviewer/backend/src/templates/increment-letter.docx
@@ -1211,9 +1211,9 @@
               <wp:posOffset>-33020</wp:posOffset>
             </wp:positionH>
             <wp:positionV relativeFrom="paragraph">
-              <wp:posOffset>5285267</wp:posOffset>
+              <wp:posOffset>5315267</wp:posOffset>
             </wp:positionV>
-            <wp:extent cx="565785" cy="565150"/>
+            <wp:extent cx="311182" cy="310833"/>
             <wp:effectExtent l="0" t="0" r="5715" b="6350"/>
             <wp:wrapNone/>
             <wp:docPr id="1459355724" name="Image 3"/>
@@ -1234,7 +1234,7 @@
                   <pic:spPr>
                     <a:xfrm>
                       <a:off x="0" y="0"/>
-                      <a:ext cx="565785" cy="565150"/>
+                      <a:ext cx="311182" cy="310833"/>
                     </a:xfrm>
                     <a:prstGeom prst="rect">
                       <a:avLst/>

--- a/hr-ai-interviewer/backend/src/templates/increment-letter.docx
+++ b/hr-ai-interviewer/backend/src/templates/increment-letter.docx
@@ -696,7 +696,7 @@
       </w:tblGrid>
       <w:tr>
         <w:trPr>
-          <w:trHeight w:val="397"/>
+          <w:trHeight w:val="357"/>
         </w:trPr>
         <w:tc>
           <w:tcPr>
@@ -729,7 +729,7 @@
       </w:tr>
       <w:tr>
         <w:trPr>
-          <w:trHeight w:val="397"/>
+          <w:trHeight w:val="357"/>
         </w:trPr>
         <w:tc>
           <w:tcPr>
@@ -761,7 +761,7 @@
       </w:tr>
       <w:tr>
         <w:trPr>
-          <w:trHeight w:val="397"/>
+          <w:trHeight w:val="357"/>
         </w:trPr>
         <w:tc>
           <w:tcPr>
@@ -811,7 +811,7 @@
       </w:tr>
       <w:tr>
         <w:trPr>
-          <w:trHeight w:val="397"/>
+          <w:trHeight w:val="357"/>
         </w:trPr>
         <w:tc>
           <w:tcPr>
@@ -861,7 +861,7 @@
       </w:tr>
       <w:tr>
         <w:trPr>
-          <w:trHeight w:val="397"/>
+          <w:trHeight w:val="357"/>
         </w:trPr>
         <w:tc>
           <w:tcPr>
@@ -911,7 +911,7 @@
       </w:tr>
       <w:tr>
         <w:trPr>
-          <w:trHeight w:val="397"/>
+          <w:trHeight w:val="357"/>
         </w:trPr>
         <w:tc>
           <w:tcPr>
@@ -961,7 +961,7 @@
       </w:tr>
       <w:tr>
         <w:trPr>
-          <w:trHeight w:val="397"/>
+          <w:trHeight w:val="357"/>
         </w:trPr>
         <w:tc>
           <w:tcPr>
@@ -1011,7 +1011,7 @@
       </w:tr>
       <w:tr>
         <w:trPr>
-          <w:trHeight w:val="397"/>
+          <w:trHeight w:val="357"/>
         </w:trPr>
         <w:tc>
           <w:tcPr>
@@ -1061,7 +1061,7 @@
       </w:tr>
       <w:tr>
         <w:trPr>
-          <w:trHeight w:val="397"/>
+          <w:trHeight w:val="357"/>
         </w:trPr>
         <w:tc>
           <w:tcPr>
@@ -1211,9 +1211,9 @@
               <wp:posOffset>-33020</wp:posOffset>
             </wp:positionH>
             <wp:positionV relativeFrom="paragraph">
-              <wp:posOffset>5315267</wp:posOffset>
+              <wp:posOffset>4777267</wp:posOffset>
             </wp:positionV>
-            <wp:extent cx="311182" cy="310833"/>
+            <wp:extent cx="565785" cy="565150"/>
             <wp:effectExtent l="0" t="0" r="5715" b="6350"/>
             <wp:wrapNone/>
             <wp:docPr id="1459355724" name="Image 3"/>
@@ -1234,7 +1234,7 @@
                   <pic:spPr>
                     <a:xfrm>
                       <a:off x="0" y="0"/>
-                      <a:ext cx="311182" cy="310833"/>
+                      <a:ext cx="565785" cy="565150"/>
                     </a:xfrm>
                     <a:prstGeom prst="rect">
                       <a:avLst/>
@@ -1276,7 +1276,7 @@
       </w:tblGrid>
       <w:tr>
         <w:trPr>
-          <w:trHeight w:val="510"/>
+          <w:trHeight w:val="470"/>
         </w:trPr>
         <w:tc>
           <w:tcPr>
@@ -1414,7 +1414,7 @@
       </w:tr>
       <w:tr>
         <w:trPr>
-          <w:trHeight w:val="510"/>
+          <w:trHeight w:val="470"/>
         </w:trPr>
         <w:tc>
           <w:tcPr>
@@ -1541,7 +1541,7 @@
       </w:tr>
       <w:tr>
         <w:trPr>
-          <w:trHeight w:val="510"/>
+          <w:trHeight w:val="470"/>
         </w:trPr>
         <w:tc>
           <w:tcPr>
@@ -1668,7 +1668,7 @@
       </w:tr>
       <w:tr>
         <w:trPr>
-          <w:trHeight w:val="510"/>
+          <w:trHeight w:val="470"/>
         </w:trPr>
         <w:tc>
           <w:tcPr>
@@ -1795,7 +1795,7 @@
       </w:tr>
       <w:tr>
         <w:trPr>
-          <w:trHeight w:val="510"/>
+          <w:trHeight w:val="470"/>
         </w:trPr>
         <w:tc>
           <w:tcPr>
@@ -1922,7 +1922,7 @@
       </w:tr>
       <w:tr>
         <w:trPr>
-          <w:trHeight w:val="510"/>
+          <w:trHeight w:val="470"/>
         </w:trPr>
         <w:tc>
           <w:tcPr>
@@ -2049,7 +2049,7 @@
       </w:tr>
       <w:tr>
         <w:trPr>
-          <w:trHeight w:val="510"/>
+          <w:trHeight w:val="470"/>
         </w:trPr>
         <w:tc>
           <w:tcPr>
@@ -2176,7 +2176,7 @@
       </w:tr>
       <w:tr>
         <w:trPr>
-          <w:trHeight w:val="510"/>
+          <w:trHeight w:val="470"/>
         </w:trPr>
         <w:tc>
           <w:tcPr>
@@ -2277,7 +2277,7 @@
       </w:tr>
       <w:tr>
         <w:trPr>
-          <w:trHeight w:val="510"/>
+          <w:trHeight w:val="470"/>
         </w:trPr>
         <w:tc>
           <w:tcPr>
@@ -2404,7 +2404,7 @@
       </w:tr>
       <w:tr>
         <w:trPr>
-          <w:trHeight w:val="510"/>
+          <w:trHeight w:val="470"/>
         </w:trPr>
         <w:tc>
           <w:tcPr>
@@ -2531,7 +2531,7 @@
       </w:tr>
       <w:tr>
         <w:trPr>
-          <w:trHeight w:val="510"/>
+          <w:trHeight w:val="470"/>
         </w:trPr>
         <w:tc>
           <w:tcPr>
@@ -2658,7 +2658,7 @@
       </w:tr>
       <w:tr>
         <w:trPr>
-          <w:trHeight w:val="510"/>
+          <w:trHeight w:val="470"/>
         </w:trPr>
         <w:tc>
           <w:tcPr>
@@ -2759,7 +2759,7 @@
       </w:tr>
       <w:tr>
         <w:trPr>
-          <w:trHeight w:val="510"/>
+          <w:trHeight w:val="470"/>
         </w:trPr>
         <w:tc>
           <w:tcPr>
@@ -2886,7 +2886,7 @@
       </w:tr>
       <w:tr>
         <w:trPr>
-          <w:trHeight w:val="510"/>
+          <w:trHeight w:val="470"/>
         </w:trPr>
         <w:tc>
           <w:tcPr>
@@ -3013,7 +3013,7 @@
       </w:tr>
       <w:tr>
         <w:trPr>
-          <w:trHeight w:val="510"/>
+          <w:trHeight w:val="470"/>
         </w:trPr>
         <w:tc>
           <w:tcPr>
@@ -3140,7 +3140,7 @@
       </w:tr>
       <w:tr>
         <w:trPr>
-          <w:trHeight w:val="510"/>
+          <w:trHeight w:val="470"/>
         </w:trPr>
         <w:tc>
           <w:tcPr>
@@ -3258,6 +3258,7 @@
     </w:tbl>
     <w:p>
       <w:pPr>
+        <w:spacing w:after="350"/>
         <w:rPr>
           <w:rFonts w:ascii="Sylfaen" w:hAnsi="Sylfaen" w:cs="Arial"/>
         </w:rPr>

--- a/hr-ai-interviewer/backend/src/templates/increment-letter.docx
+++ b/hr-ai-interviewer/backend/src/templates/increment-letter.docx
@@ -1211,7 +1211,7 @@
               <wp:posOffset>-33020</wp:posOffset>
             </wp:positionH>
             <wp:positionV relativeFrom="paragraph">
-              <wp:posOffset>4777267</wp:posOffset>
+              <wp:posOffset>4975387</wp:posOffset>
             </wp:positionV>
             <wp:extent cx="565785" cy="565150"/>
             <wp:effectExtent l="0" t="0" r="5715" b="6350"/>

--- a/hr-ai-interviewer/backend/src/templates/increment-letter.docx
+++ b/hr-ai-interviewer/backend/src/templates/increment-letter.docx
@@ -1211,7 +1211,7 @@
               <wp:posOffset>-33020</wp:posOffset>
             </wp:positionH>
             <wp:positionV relativeFrom="paragraph">
-              <wp:posOffset>4975387</wp:posOffset>
+              <wp:posOffset>5143027</wp:posOffset>
             </wp:positionV>
             <wp:extent cx="565785" cy="565150"/>
             <wp:effectExtent l="0" t="0" r="5715" b="6350"/>
@@ -3258,7 +3258,7 @@
     </w:tbl>
     <w:p>
       <w:pPr>
-        <w:spacing w:after="350"/>
+        <w:spacing w:after="614"/>
         <w:rPr>
           <w:rFonts w:ascii="Sylfaen" w:hAnsi="Sylfaen" w:cs="Arial"/>
         </w:rPr>
